--- a/cap_and_share/papers/NDCs_Chardon.docx
+++ b/cap_and_share/papers/NDCs_Chardon.docx
@@ -1,6 +1,6 @@
 
 <file path=word/document.xml><?xml version="1.0" encoding="utf-8"?>
-<w:document xmlns:wpc="http://schemas.microsoft.com/office/word/2010/wordprocessingCanvas" xmlns:cx="http://schemas.microsoft.com/office/drawing/2014/chartex" xmlns:cx1="http://schemas.microsoft.com/office/drawing/2015/9/8/chartex" xmlns:mc="http://schemas.openxmlformats.org/markup-compatibility/2006" xmlns:o="urn:schemas-microsoft-com:office:office" xmlns:r="http://schemas.openxmlformats.org/officeDocument/2006/relationships" xmlns:m="http://schemas.openxmlformats.org/officeDocument/2006/math" xmlns:v="urn:schemas-microsoft-com:vml" xmlns:wp14="http://schemas.microsoft.com/office/word/2010/wordprocessingDrawing" xmlns:wp="http://schemas.openxmlformats.org/drawingml/2006/wordprocessingDrawing" xmlns:w10="urn:schemas-microsoft-com:office:word" xmlns:w="http://schemas.openxmlformats.org/wordprocessingml/2006/main" xmlns:w14="http://schemas.microsoft.com/office/word/2010/wordml" xmlns:w15="http://schemas.microsoft.com/office/word/2012/wordml" xmlns:w16se="http://schemas.microsoft.com/office/word/2015/wordml/symex" xmlns:wpg="http://schemas.microsoft.com/office/word/2010/wordprocessingGroup" xmlns:wpi="http://schemas.microsoft.com/office/word/2010/wordprocessingInk" xmlns:wne="http://schemas.microsoft.com/office/word/2006/wordml" xmlns:wps="http://schemas.microsoft.com/office/word/2010/wordprocessingShape" mc:Ignorable="w14 w15 w16se wp14">
+<w:document xmlns:wpc="http://schemas.microsoft.com/office/word/2010/wordprocessingCanvas" xmlns:cx="http://schemas.microsoft.com/office/drawing/2014/chartex" xmlns:cx1="http://schemas.microsoft.com/office/drawing/2015/9/8/chartex" xmlns:cx2="http://schemas.microsoft.com/office/drawing/2015/10/21/chartex" xmlns:cx3="http://schemas.microsoft.com/office/drawing/2016/5/9/chartex" xmlns:cx4="http://schemas.microsoft.com/office/drawing/2016/5/10/chartex" xmlns:cx5="http://schemas.microsoft.com/office/drawing/2016/5/11/chartex" xmlns:cx6="http://schemas.microsoft.com/office/drawing/2016/5/12/chartex" xmlns:cx7="http://schemas.microsoft.com/office/drawing/2016/5/13/chartex" xmlns:cx8="http://schemas.microsoft.com/office/drawing/2016/5/14/chartex" xmlns:mc="http://schemas.openxmlformats.org/markup-compatibility/2006" xmlns:aink="http://schemas.microsoft.com/office/drawing/2016/ink" xmlns:am3d="http://schemas.microsoft.com/office/drawing/2017/model3d" xmlns:o="urn:schemas-microsoft-com:office:office" xmlns:oel="http://schemas.microsoft.com/office/2019/extlst" xmlns:r="http://schemas.openxmlformats.org/officeDocument/2006/relationships" xmlns:m="http://schemas.openxmlformats.org/officeDocument/2006/math" xmlns:v="urn:schemas-microsoft-com:vml" xmlns:wp14="http://schemas.microsoft.com/office/word/2010/wordprocessingDrawing" xmlns:wp="http://schemas.openxmlformats.org/drawingml/2006/wordprocessingDrawing" xmlns:w10="urn:schemas-microsoft-com:office:word" xmlns:w="http://schemas.openxmlformats.org/wordprocessingml/2006/main" xmlns:w14="http://schemas.microsoft.com/office/word/2010/wordml" xmlns:w15="http://schemas.microsoft.com/office/word/2012/wordml" xmlns:w16cex="http://schemas.microsoft.com/office/word/2018/wordml/cex" xmlns:w16cid="http://schemas.microsoft.com/office/word/2016/wordml/cid" xmlns:w16="http://schemas.microsoft.com/office/word/2018/wordml" xmlns:w16du="http://schemas.microsoft.com/office/word/2023/wordml/word16du" xmlns:w16sdtdh="http://schemas.microsoft.com/office/word/2020/wordml/sdtdatahash" xmlns:w16sdtfl="http://schemas.microsoft.com/office/word/2024/wordml/sdtformatlock" xmlns:w16se="http://schemas.microsoft.com/office/word/2015/wordml/symex" xmlns:wpg="http://schemas.microsoft.com/office/word/2010/wordprocessingGroup" xmlns:wpi="http://schemas.microsoft.com/office/word/2010/wordprocessingInk" xmlns:wne="http://schemas.microsoft.com/office/word/2006/wordml" xmlns:wps="http://schemas.microsoft.com/office/word/2010/wordprocessingShape" mc:Ignorable="w14 w15 w16se w16cid w16 w16cex w16sdtdh w16sdtfl w16du wp14">
   <w:body>
     <w:p>
       <w:pPr>
@@ -196,7 +196,33 @@
           <w:szCs w:val="22"/>
           <w:lang w:val="en-GB"/>
         </w:rPr>
-        <w:t>such as Climate Action Tracker, the 1.5°C National Pathway Explorer, the PBL Netherlands Environmental Assessment Agency, Climate Resource, and the UNDP</w:t>
+        <w:t xml:space="preserve">such </w:t>
+      </w:r>
+      <w:commentRangeStart w:id="0"/>
+      <w:r>
+        <w:rPr>
+          <w:rFonts w:asciiTheme="majorBidi" w:hAnsiTheme="majorBidi" w:cstheme="majorBidi"/>
+          <w:sz w:val="22"/>
+          <w:szCs w:val="22"/>
+          <w:lang w:val="en-GB"/>
+        </w:rPr>
+        <w:t xml:space="preserve">as Climate Action Tracker, the 1.5°C National Pathway Explorer, the PBL Netherlands Environmental Assessment Agency, Climate Resource, and </w:t>
+      </w:r>
+      <w:commentRangeEnd w:id="0"/>
+      <w:r>
+        <w:rPr>
+          <w:rStyle w:val="Marquedecommentaire"/>
+        </w:rPr>
+        <w:commentReference w:id="0"/>
+      </w:r>
+      <w:r>
+        <w:rPr>
+          <w:rFonts w:asciiTheme="majorBidi" w:hAnsiTheme="majorBidi" w:cstheme="majorBidi"/>
+          <w:sz w:val="22"/>
+          <w:szCs w:val="22"/>
+          <w:lang w:val="en-GB"/>
+        </w:rPr>
+        <w:t>the UNDP</w:t>
       </w:r>
       <w:r>
         <w:rPr>
@@ -1298,6 +1324,65 @@
         <w:jc w:val="both"/>
         <w:rPr>
           <w:rFonts w:asciiTheme="majorBidi" w:hAnsiTheme="majorBidi" w:cstheme="majorBidi"/>
+          <w:sz w:val="22"/>
+          <w:szCs w:val="22"/>
+          <w:lang w:val="en-GB"/>
+        </w:rPr>
+      </w:pPr>
+    </w:p>
+    <w:p>
+      <w:pPr>
+        <w:jc w:val="both"/>
+        <w:rPr>
+          <w:rFonts w:asciiTheme="majorBidi" w:hAnsiTheme="majorBidi" w:cstheme="majorBidi"/>
+          <w:sz w:val="22"/>
+          <w:szCs w:val="22"/>
+          <w:lang w:val="en-GB"/>
+        </w:rPr>
+      </w:pPr>
+      <w:r>
+        <w:rPr>
+          <w:rFonts w:asciiTheme="majorBidi" w:hAnsiTheme="majorBidi" w:cstheme="majorBidi"/>
+          <w:sz w:val="22"/>
+          <w:szCs w:val="22"/>
+          <w:lang w:val="en-GB"/>
+        </w:rPr>
+        <w:t>For countries planning to sell or buy ITMOs, and for which quantifiable information is available</w:t>
+      </w:r>
+      <w:r>
+        <w:rPr>
+          <w:rStyle w:val="Appelnotedebasdep"/>
+          <w:rFonts w:asciiTheme="majorBidi" w:hAnsiTheme="majorBidi" w:cstheme="majorBidi"/>
+          <w:sz w:val="22"/>
+          <w:szCs w:val="22"/>
+          <w:lang w:val="en-GB"/>
+        </w:rPr>
+        <w:footnoteReference w:id="2"/>
+      </w:r>
+      <w:r>
+        <w:rPr>
+          <w:rFonts w:asciiTheme="majorBidi" w:hAnsiTheme="majorBidi" w:cstheme="majorBidi"/>
+          <w:sz w:val="22"/>
+          <w:szCs w:val="22"/>
+          <w:lang w:val="en-GB"/>
+        </w:rPr>
+        <w:t xml:space="preserve">, </w:t>
+      </w:r>
+      <w:r>
+        <w:rPr>
+          <w:rFonts w:asciiTheme="majorBidi" w:hAnsiTheme="majorBidi" w:cstheme="majorBidi"/>
+          <w:sz w:val="22"/>
+          <w:szCs w:val="22"/>
+          <w:lang w:val="en-GB"/>
+        </w:rPr>
+        <w:t>we used the conditional columns for targets including ITMOs and the unconditional columns for targets excluding ITMOs.</w:t>
+      </w:r>
+    </w:p>
+    <w:p>
+      <w:pPr>
+        <w:jc w:val="both"/>
+        <w:rPr>
+          <w:rFonts w:asciiTheme="majorBidi" w:hAnsiTheme="majorBidi" w:cstheme="majorBidi"/>
           <w:b/>
           <w:bCs/>
           <w:sz w:val="22"/>
@@ -1333,7 +1418,7 @@
           <w:szCs w:val="22"/>
           <w:lang w:val="en-GB"/>
         </w:rPr>
-        <w:footnoteReference w:id="2"/>
+        <w:footnoteReference w:id="3"/>
       </w:r>
       <w:r>
         <w:rPr>
@@ -1352,7 +1437,7 @@
           <w:szCs w:val="22"/>
           <w:lang w:val="en-GB"/>
         </w:rPr>
-        <w:footnoteReference w:id="3"/>
+        <w:footnoteReference w:id="4"/>
       </w:r>
       <w:r>
         <w:rPr>
@@ -1719,6 +1804,7 @@
           <w:szCs w:val="22"/>
           <w:lang w:val="en-GB"/>
         </w:rPr>
+        <w:lastRenderedPageBreak/>
         <w:t>Partially treated: only some of the relevant columns have been completed, either because information is missing or because the assessment is still in progress.</w:t>
       </w:r>
     </w:p>
@@ -1790,7 +1876,6 @@
           <w:szCs w:val="22"/>
           <w:lang w:val="en-GB"/>
         </w:rPr>
-        <w:lastRenderedPageBreak/>
         <w:t xml:space="preserve">Summarised emissions under </w:t>
       </w:r>
       <w:r>
@@ -2407,7 +2492,27 @@
           <w:szCs w:val="22"/>
           <w:lang w:val="en-GB"/>
         </w:rPr>
-        <w:t xml:space="preserve">We also identified inconsistencies between BAU and target accounting. Cameroon’s NDC, for example, excludes LULUCF from the BAU but includes LULUCF mitigation in the final target. Canada uses a “gross-net” approach: its 2005 base year excludes LULUCF, but the 2035 target includes it. As CAT notes, this approach can inflate ambition by relying on land sinks rather than actual reductions in fossil fuel emissions. </w:t>
+        <w:t>We also identified inconsistencies between BAU and target accounting. Cameroon’s NDC, for example, excludes LULUCF from the BAU but includes LULUCF mitigation in the final target. Canada uses a “</w:t>
+      </w:r>
+      <w:proofErr w:type="gramStart"/>
+      <w:r>
+        <w:rPr>
+          <w:rFonts w:asciiTheme="majorBidi" w:hAnsiTheme="majorBidi" w:cstheme="majorBidi"/>
+          <w:sz w:val="22"/>
+          <w:szCs w:val="22"/>
+          <w:lang w:val="en-GB"/>
+        </w:rPr>
+        <w:t>gross-net</w:t>
+      </w:r>
+      <w:proofErr w:type="gramEnd"/>
+      <w:r>
+        <w:rPr>
+          <w:rFonts w:asciiTheme="majorBidi" w:hAnsiTheme="majorBidi" w:cstheme="majorBidi"/>
+          <w:sz w:val="22"/>
+          <w:szCs w:val="22"/>
+          <w:lang w:val="en-GB"/>
+        </w:rPr>
+        <w:t xml:space="preserve">” approach: its 2005 base year excludes LULUCF, but the 2035 target includes it. As CAT notes, this approach can inflate ambition by relying on land sinks rather than actual reductions in fossil fuel emissions. </w:t>
       </w:r>
     </w:p>
     <w:p>
@@ -2518,6 +2623,7 @@
           <w:szCs w:val="22"/>
           <w:lang w:val="en-GB"/>
         </w:rPr>
+        <w:lastRenderedPageBreak/>
         <w:t>To calculate national GHG emissions, gases must be converted into CO₂-equivalent using Global Warming Potential (GWP) values, which are periodically updated by the IPCC. Countries therefore use different GWP versions, making direct comparison difficult. CAT resolves this by converting all emissions to AR4 GWP values.</w:t>
       </w:r>
     </w:p>
@@ -2549,7 +2655,6 @@
           <w:szCs w:val="22"/>
           <w:lang w:val="en-GB"/>
         </w:rPr>
-        <w:lastRenderedPageBreak/>
         <w:t>In this project, we use the emissions figures reported directly in each NDC whenever they are available, without applying any conversions. For the 40 countries assessed by CAT, we systematically compared CAT’s estimates with the targets stated in the NDCs. This cross-check was necessary because we required values excluding LULUCF, which are often not explicitly provided in the NDC documents.</w:t>
       </w:r>
       <w:r>
@@ -2709,8 +2814,65 @@
           <w:szCs w:val="22"/>
           <w:lang w:val="en-GB"/>
         </w:rPr>
-        <w:t>Changes in measurement methodologies between two NDC submissions can also significantly affect the level of emissions a country ultimately targets. Angola provides a clear example: its first NDC defined a 2030 business-as-usual (BAU) level of 110.95 MtCO₂eq. Later, “improved national inventories, more robust methodologies and enhanced transparency mechanisms” led to a revised BAU estimate of 226.257 MtCO₂eq</w:t>
-      </w:r>
+        <w:t xml:space="preserve">Changes in measurement methodologies between two NDC submissions can also significantly affect the level of emissions a country ultimately targets. Angola provides a clear example: its first NDC defined a 2030 business-as-usual (BAU) level of 110.95 </w:t>
+      </w:r>
+      <w:proofErr w:type="spellStart"/>
+      <w:r>
+        <w:rPr>
+          <w:rFonts w:asciiTheme="majorBidi" w:hAnsiTheme="majorBidi" w:cstheme="majorBidi"/>
+          <w:sz w:val="22"/>
+          <w:szCs w:val="22"/>
+          <w:lang w:val="en-GB"/>
+        </w:rPr>
+        <w:t>MtCO₂eq</w:t>
+      </w:r>
+      <w:proofErr w:type="spellEnd"/>
+      <w:r>
+        <w:rPr>
+          <w:rFonts w:asciiTheme="majorBidi" w:hAnsiTheme="majorBidi" w:cstheme="majorBidi"/>
+          <w:sz w:val="22"/>
+          <w:szCs w:val="22"/>
+          <w:lang w:val="en-GB"/>
+        </w:rPr>
+        <w:t>. Later, “</w:t>
+      </w:r>
+      <w:commentRangeStart w:id="1"/>
+      <w:r>
+        <w:rPr>
+          <w:rFonts w:asciiTheme="majorBidi" w:hAnsiTheme="majorBidi" w:cstheme="majorBidi"/>
+          <w:sz w:val="22"/>
+          <w:szCs w:val="22"/>
+          <w:lang w:val="en-GB"/>
+        </w:rPr>
+        <w:t>improved national inventories, more robust methodologies and enhanced transparency mechanisms</w:t>
+      </w:r>
+      <w:commentRangeEnd w:id="1"/>
+      <w:r>
+        <w:rPr>
+          <w:rStyle w:val="Marquedecommentaire"/>
+        </w:rPr>
+        <w:commentReference w:id="1"/>
+      </w:r>
+      <w:r>
+        <w:rPr>
+          <w:rFonts w:asciiTheme="majorBidi" w:hAnsiTheme="majorBidi" w:cstheme="majorBidi"/>
+          <w:sz w:val="22"/>
+          <w:szCs w:val="22"/>
+          <w:lang w:val="en-GB"/>
+        </w:rPr>
+        <w:t xml:space="preserve">” led to a revised BAU estimate of 226.257 </w:t>
+      </w:r>
+      <w:proofErr w:type="spellStart"/>
+      <w:r>
+        <w:rPr>
+          <w:rFonts w:asciiTheme="majorBidi" w:hAnsiTheme="majorBidi" w:cstheme="majorBidi"/>
+          <w:sz w:val="22"/>
+          <w:szCs w:val="22"/>
+          <w:lang w:val="en-GB"/>
+        </w:rPr>
+        <w:t>MtCO₂eq</w:t>
+      </w:r>
+      <w:proofErr w:type="spellEnd"/>
       <w:r>
         <w:rPr>
           <w:rFonts w:asciiTheme="majorBidi" w:hAnsiTheme="majorBidi" w:cstheme="majorBidi"/>
@@ -2727,7 +2889,87 @@
           <w:szCs w:val="22"/>
           <w:lang w:val="en-GB"/>
         </w:rPr>
-        <w:t>roughly double the original figure. This recalculation allows the country to claim a higher absolute emissions reduction while committing to a lower mitigation rate, ultimately resulting in higher projected emissions for 2030 or 2035. Using the first NDC, 2030 emissions would have been 88 MtCO₂eq (unconditional) and 71 MtCO₂eq (conditional). By contrast, assuming a linear trajectory from the 2035 target in the latest NDC back to 2020, the implied 2030 levels rise to 202 MtCO₂eq (unconditional) and 194 MtCO₂eq (conditional).</w:t>
+        <w:t xml:space="preserve">roughly double the original figure. This recalculation allows the country to claim a higher absolute emissions reduction while committing to a lower mitigation rate, ultimately resulting in higher projected emissions for 2030 or 2035. Using the first NDC, 2030 emissions would have been 88 </w:t>
+      </w:r>
+      <w:proofErr w:type="spellStart"/>
+      <w:r>
+        <w:rPr>
+          <w:rFonts w:asciiTheme="majorBidi" w:hAnsiTheme="majorBidi" w:cstheme="majorBidi"/>
+          <w:sz w:val="22"/>
+          <w:szCs w:val="22"/>
+          <w:lang w:val="en-GB"/>
+        </w:rPr>
+        <w:t>MtCO₂eq</w:t>
+      </w:r>
+      <w:proofErr w:type="spellEnd"/>
+      <w:r>
+        <w:rPr>
+          <w:rFonts w:asciiTheme="majorBidi" w:hAnsiTheme="majorBidi" w:cstheme="majorBidi"/>
+          <w:sz w:val="22"/>
+          <w:szCs w:val="22"/>
+          <w:lang w:val="en-GB"/>
+        </w:rPr>
+        <w:t xml:space="preserve"> (unconditional) and 71 </w:t>
+      </w:r>
+      <w:proofErr w:type="spellStart"/>
+      <w:r>
+        <w:rPr>
+          <w:rFonts w:asciiTheme="majorBidi" w:hAnsiTheme="majorBidi" w:cstheme="majorBidi"/>
+          <w:sz w:val="22"/>
+          <w:szCs w:val="22"/>
+          <w:lang w:val="en-GB"/>
+        </w:rPr>
+        <w:t>MtCO₂eq</w:t>
+      </w:r>
+      <w:proofErr w:type="spellEnd"/>
+      <w:r>
+        <w:rPr>
+          <w:rFonts w:asciiTheme="majorBidi" w:hAnsiTheme="majorBidi" w:cstheme="majorBidi"/>
+          <w:sz w:val="22"/>
+          <w:szCs w:val="22"/>
+          <w:lang w:val="en-GB"/>
+        </w:rPr>
+        <w:t xml:space="preserve"> (conditional). By contrast, assuming a linear trajectory from the 2035 target in the latest NDC back to 2020, the implied 2030 levels rise to 202 </w:t>
+      </w:r>
+      <w:proofErr w:type="spellStart"/>
+      <w:r>
+        <w:rPr>
+          <w:rFonts w:asciiTheme="majorBidi" w:hAnsiTheme="majorBidi" w:cstheme="majorBidi"/>
+          <w:sz w:val="22"/>
+          <w:szCs w:val="22"/>
+          <w:lang w:val="en-GB"/>
+        </w:rPr>
+        <w:t>MtCO₂eq</w:t>
+      </w:r>
+      <w:proofErr w:type="spellEnd"/>
+      <w:r>
+        <w:rPr>
+          <w:rFonts w:asciiTheme="majorBidi" w:hAnsiTheme="majorBidi" w:cstheme="majorBidi"/>
+          <w:sz w:val="22"/>
+          <w:szCs w:val="22"/>
+          <w:lang w:val="en-GB"/>
+        </w:rPr>
+        <w:t xml:space="preserve"> (unconditional) and 194 </w:t>
+      </w:r>
+      <w:proofErr w:type="spellStart"/>
+      <w:r>
+        <w:rPr>
+          <w:rFonts w:asciiTheme="majorBidi" w:hAnsiTheme="majorBidi" w:cstheme="majorBidi"/>
+          <w:sz w:val="22"/>
+          <w:szCs w:val="22"/>
+          <w:lang w:val="en-GB"/>
+        </w:rPr>
+        <w:t>MtCO₂eq</w:t>
+      </w:r>
+      <w:proofErr w:type="spellEnd"/>
+      <w:r>
+        <w:rPr>
+          <w:rFonts w:asciiTheme="majorBidi" w:hAnsiTheme="majorBidi" w:cstheme="majorBidi"/>
+          <w:sz w:val="22"/>
+          <w:szCs w:val="22"/>
+          <w:lang w:val="en-GB"/>
+        </w:rPr>
+        <w:t xml:space="preserve"> (conditional).</w:t>
       </w:r>
     </w:p>
     <w:p>
@@ -2877,6 +3119,7 @@
         </w:rPr>
         <w:t>Biennial Transparency Reports (</w:t>
       </w:r>
+      <w:commentRangeStart w:id="2"/>
       <w:r>
         <w:rPr>
           <w:rFonts w:asciiTheme="majorBidi" w:hAnsiTheme="majorBidi" w:cstheme="majorBidi"/>
@@ -2902,7 +3145,26 @@
           <w:szCs w:val="22"/>
           <w:lang w:val="en-GB"/>
         </w:rPr>
-        <w:t xml:space="preserve"> or </w:t>
+        <w:t xml:space="preserve"> </w:t>
+      </w:r>
+      <w:commentRangeEnd w:id="2"/>
+      <w:r>
+        <w:rPr>
+          <w:rStyle w:val="Marquedecommentaire"/>
+          <w:rFonts w:asciiTheme="majorBidi" w:hAnsiTheme="majorBidi" w:cstheme="majorBidi"/>
+          <w:sz w:val="22"/>
+          <w:szCs w:val="22"/>
+        </w:rPr>
+        <w:commentReference w:id="2"/>
+      </w:r>
+      <w:r>
+        <w:rPr>
+          <w:rFonts w:asciiTheme="majorBidi" w:hAnsiTheme="majorBidi" w:cstheme="majorBidi"/>
+          <w:sz w:val="22"/>
+          <w:szCs w:val="22"/>
+          <w:lang w:val="en-GB"/>
+        </w:rPr>
+        <w:t xml:space="preserve">or </w:t>
       </w:r>
       <w:r>
         <w:rPr>
@@ -3007,7 +3269,25 @@
           <w:szCs w:val="22"/>
           <w:lang w:val="en-GB"/>
         </w:rPr>
-        <w:t xml:space="preserve">If countries were to indicate an economy-wide 2030 and 2035 targets in their NDCs, </w:t>
+        <w:t xml:space="preserve">If countries were to indicate an economy-wide 2030 and 2035 </w:t>
+      </w:r>
+      <w:r>
+        <w:rPr>
+          <w:rFonts w:asciiTheme="majorBidi" w:hAnsiTheme="majorBidi" w:cstheme="majorBidi"/>
+          <w:sz w:val="22"/>
+          <w:szCs w:val="22"/>
+          <w:lang w:val="en-GB"/>
+        </w:rPr>
+        <w:t xml:space="preserve">absolute emissions </w:t>
+      </w:r>
+      <w:r>
+        <w:rPr>
+          <w:rFonts w:asciiTheme="majorBidi" w:hAnsiTheme="majorBidi" w:cstheme="majorBidi"/>
+          <w:sz w:val="22"/>
+          <w:szCs w:val="22"/>
+          <w:lang w:val="en-GB"/>
+        </w:rPr>
+        <w:t xml:space="preserve">targets in their NDCs, </w:t>
       </w:r>
       <w:r>
         <w:rPr>
@@ -3043,7 +3323,25 @@
           <w:szCs w:val="22"/>
           <w:lang w:val="en-GB"/>
         </w:rPr>
-        <w:t>r contributes</w:t>
+        <w:t xml:space="preserve">r </w:t>
+      </w:r>
+      <w:r>
+        <w:rPr>
+          <w:rFonts w:asciiTheme="majorBidi" w:hAnsiTheme="majorBidi" w:cstheme="majorBidi"/>
+          <w:sz w:val="22"/>
+          <w:szCs w:val="22"/>
+          <w:lang w:val="en-GB"/>
+        </w:rPr>
+        <w:t xml:space="preserve">and each gas </w:t>
+      </w:r>
+      <w:r>
+        <w:rPr>
+          <w:rFonts w:asciiTheme="majorBidi" w:hAnsiTheme="majorBidi" w:cstheme="majorBidi"/>
+          <w:sz w:val="22"/>
+          <w:szCs w:val="22"/>
+          <w:lang w:val="en-GB"/>
+        </w:rPr>
+        <w:t>contributes</w:t>
       </w:r>
       <w:r>
         <w:rPr>
@@ -3215,7 +3513,25 @@
           <w:szCs w:val="22"/>
           <w:lang w:val="en-GB"/>
         </w:rPr>
-        <w:t xml:space="preserve"> from discrepancies in how each Party defines its target</w:t>
+        <w:t xml:space="preserve"> from discrepancies in how each Party defines its </w:t>
+      </w:r>
+      <w:r>
+        <w:rPr>
+          <w:rFonts w:asciiTheme="majorBidi" w:hAnsiTheme="majorBidi" w:cstheme="majorBidi"/>
+          <w:sz w:val="22"/>
+          <w:szCs w:val="22"/>
+          <w:lang w:val="en-GB"/>
+        </w:rPr>
+        <w:t xml:space="preserve">emissions </w:t>
+      </w:r>
+      <w:r>
+        <w:rPr>
+          <w:rFonts w:asciiTheme="majorBidi" w:hAnsiTheme="majorBidi" w:cstheme="majorBidi"/>
+          <w:sz w:val="22"/>
+          <w:szCs w:val="22"/>
+          <w:lang w:val="en-GB"/>
+        </w:rPr>
+        <w:t>target</w:t>
       </w:r>
       <w:r>
         <w:rPr>
@@ -3269,17 +3585,7 @@
           <w:szCs w:val="22"/>
           <w:lang w:val="en-GB"/>
         </w:rPr>
-        <w:t xml:space="preserve">And how can the aggregated target be in line with the Paris Agreement if Parties use different effort </w:t>
-      </w:r>
-      <w:r>
-        <w:rPr>
-          <w:rFonts w:asciiTheme="majorBidi" w:hAnsiTheme="majorBidi" w:cstheme="majorBidi"/>
-          <w:sz w:val="22"/>
-          <w:szCs w:val="22"/>
-          <w:lang w:val="en-GB"/>
-        </w:rPr>
-        <w:lastRenderedPageBreak/>
-        <w:t>sharing approaches?</w:t>
+        <w:t>And how can the aggregated target be in line with the Paris Agreement if Parties use different effort sharing approaches?</w:t>
       </w:r>
       <w:r>
         <w:rPr>
@@ -3378,7 +3684,27 @@
           <w:szCs w:val="22"/>
           <w:lang w:val="en-GB"/>
         </w:rPr>
-        <w:t xml:space="preserve">, taking into account </w:t>
+        <w:t xml:space="preserve">, </w:t>
+      </w:r>
+      <w:proofErr w:type="gramStart"/>
+      <w:r>
+        <w:rPr>
+          <w:rFonts w:asciiTheme="majorBidi" w:hAnsiTheme="majorBidi" w:cstheme="majorBidi"/>
+          <w:sz w:val="22"/>
+          <w:szCs w:val="22"/>
+          <w:lang w:val="en-GB"/>
+        </w:rPr>
+        <w:t>taking into account</w:t>
+      </w:r>
+      <w:proofErr w:type="gramEnd"/>
+      <w:r>
+        <w:rPr>
+          <w:rFonts w:asciiTheme="majorBidi" w:hAnsiTheme="majorBidi" w:cstheme="majorBidi"/>
+          <w:sz w:val="22"/>
+          <w:szCs w:val="22"/>
+          <w:lang w:val="en-GB"/>
+        </w:rPr>
+        <w:t xml:space="preserve"> </w:t>
       </w:r>
       <w:r>
         <w:rPr>
@@ -3624,7 +3950,33 @@
           <w:szCs w:val="22"/>
           <w:lang w:val="en-GB"/>
         </w:rPr>
-        <w:t xml:space="preserve">First, all the blank cells do not necessarily mean that the value is missing. Many countries have not been assessed. Moreover, the columns referring to the amount needed to implement the NDC have been added after the beginning of the work, and so the information has not been automatically collected for all the countries assessed. </w:t>
+        <w:t xml:space="preserve">First, all the blank cells do not necessarily mean that the value is missing. </w:t>
+      </w:r>
+      <w:commentRangeStart w:id="3"/>
+      <w:r>
+        <w:rPr>
+          <w:rFonts w:asciiTheme="majorBidi" w:hAnsiTheme="majorBidi" w:cstheme="majorBidi"/>
+          <w:sz w:val="22"/>
+          <w:szCs w:val="22"/>
+          <w:lang w:val="en-GB"/>
+        </w:rPr>
+        <w:t>Many countries have not been assessed</w:t>
+      </w:r>
+      <w:commentRangeEnd w:id="3"/>
+      <w:r>
+        <w:rPr>
+          <w:rStyle w:val="Marquedecommentaire"/>
+        </w:rPr>
+        <w:commentReference w:id="3"/>
+      </w:r>
+      <w:r>
+        <w:rPr>
+          <w:rFonts w:asciiTheme="majorBidi" w:hAnsiTheme="majorBidi" w:cstheme="majorBidi"/>
+          <w:sz w:val="22"/>
+          <w:szCs w:val="22"/>
+          <w:lang w:val="en-GB"/>
+        </w:rPr>
+        <w:t xml:space="preserve">. Moreover, the columns referring to the amount needed to implement the NDC have been added after the beginning of the work, and so the information has not been automatically collected for all the countries assessed. </w:t>
       </w:r>
       <w:r>
         <w:rPr>
@@ -3861,7 +4213,25 @@
           <w:szCs w:val="22"/>
           <w:lang w:val="en-GB"/>
         </w:rPr>
-        <w:t xml:space="preserve"> the use of Internationally transferred mitigation outcomes (ITMOs), defined under the Article 6.2 of the Paris Agreement. When available, we excluded ITMOs from the targets, to obtain only the domestic</w:t>
+        <w:t xml:space="preserve"> the use of Internationally transferred mitigation outcomes (ITMOs), defined under the Article 6.2 of the Paris Agreement. When available, we excluded ITMOs from the </w:t>
+      </w:r>
+      <w:r>
+        <w:rPr>
+          <w:rFonts w:asciiTheme="majorBidi" w:hAnsiTheme="majorBidi" w:cstheme="majorBidi"/>
+          <w:sz w:val="22"/>
+          <w:szCs w:val="22"/>
+          <w:lang w:val="en-GB"/>
+        </w:rPr>
+        <w:t xml:space="preserve">unconditional </w:t>
+      </w:r>
+      <w:r>
+        <w:rPr>
+          <w:rFonts w:asciiTheme="majorBidi" w:hAnsiTheme="majorBidi" w:cstheme="majorBidi"/>
+          <w:sz w:val="22"/>
+          <w:szCs w:val="22"/>
+          <w:lang w:val="en-GB"/>
+        </w:rPr>
+        <w:t>targets, to obtain only the domestic</w:t>
       </w:r>
       <w:r>
         <w:rPr>
@@ -3871,15 +4241,6 @@
           <w:lang w:val="en-GB"/>
         </w:rPr>
         <w:t xml:space="preserve"> share of the NDC target. However, many countries mention the use of ITMOs, without clearly specifying the amount it intends to buy or sell.</w:t>
-      </w:r>
-      <w:r>
-        <w:rPr>
-          <w:rFonts w:asciiTheme="majorBidi" w:hAnsiTheme="majorBidi" w:cstheme="majorBidi"/>
-          <w:sz w:val="22"/>
-          <w:szCs w:val="22"/>
-          <w:lang w:val="en-GB"/>
-        </w:rPr>
-        <w:t xml:space="preserve"> Therefore, if those countries include ITMOs in their final targets, it could lead to double counting when summing all NDCs.</w:t>
       </w:r>
     </w:p>
     <w:p>
@@ -3968,7 +4329,7 @@
         </w:rPr>
         <w:t xml:space="preserve">: </w:t>
       </w:r>
-      <w:hyperlink r:id="rId8" w:history="1">
+      <w:hyperlink r:id="rId12" w:history="1">
         <w:r>
           <w:rPr>
             <w:rStyle w:val="Lienhypertexte"/>
@@ -4016,7 +4377,17 @@
           <w:szCs w:val="22"/>
           <w:lang w:val="en-GB"/>
         </w:rPr>
-        <w:t>. It provides up-to-date valuations of countries’ 2030, and where available, 2035 NDCs, excluding the LULUCF sector. CAT uses AR4 GWP values as a reference for GHG emissions levels. LULUCF is excluded primarily because of high uncertainty in emissions estimates and differences in accounting methodologies across countries, which would complicate comparability.</w:t>
+        <w:t xml:space="preserve">. It provides up-to-date valuations of countries’ 2030, and where available, 2035 NDCs, excluding the LULUCF sector. CAT uses AR4 GWP values as a reference for GHG emissions levels. LULUCF is excluded primarily because of high </w:t>
+      </w:r>
+      <w:r>
+        <w:rPr>
+          <w:rFonts w:asciiTheme="majorBidi" w:hAnsiTheme="majorBidi" w:cstheme="majorBidi"/>
+          <w:sz w:val="22"/>
+          <w:szCs w:val="22"/>
+          <w:lang w:val="en-GB"/>
+        </w:rPr>
+        <w:lastRenderedPageBreak/>
+        <w:t>uncertainty in emissions estimates and differences in accounting methodologies across countries, which would complicate comparability.</w:t>
       </w:r>
     </w:p>
     <w:p>
@@ -4058,7 +4429,7 @@
         </w:rPr>
         <w:t xml:space="preserve">: </w:t>
       </w:r>
-      <w:hyperlink r:id="rId9" w:history="1">
+      <w:hyperlink r:id="rId13" w:history="1">
         <w:r>
           <w:rPr>
             <w:rStyle w:val="Lienhypertexte"/>
@@ -4088,7 +4459,6 @@
           <w:szCs w:val="22"/>
           <w:lang w:val="en-GB"/>
         </w:rPr>
-        <w:lastRenderedPageBreak/>
         <w:t>Climate Watch is an open-data platform that allows users to visualize historical GHG emissions, economic and emissions pathways, and explore countries’ commitments such as NDCs and long-term strategies (LTS). We used this platform for two purposes:</w:t>
       </w:r>
     </w:p>
@@ -4179,7 +4549,7 @@
         </w:rPr>
         <w:t xml:space="preserve">: </w:t>
       </w:r>
-      <w:hyperlink r:id="rId10" w:history="1">
+      <w:hyperlink r:id="rId14" w:history="1">
         <w:r>
           <w:rPr>
             <w:rStyle w:val="Lienhypertexte"/>
@@ -4269,7 +4639,7 @@
         </w:rPr>
         <w:t xml:space="preserve">: </w:t>
       </w:r>
-      <w:hyperlink r:id="rId11" w:history="1">
+      <w:hyperlink r:id="rId15" w:history="1">
         <w:r>
           <w:rPr>
             <w:rStyle w:val="Lienhypertexte"/>
@@ -4355,6 +4725,7 @@
           <w:lang w:val="en-GB"/>
         </w:rPr>
       </w:pPr>
+      <w:commentRangeStart w:id="4"/>
       <w:r>
         <w:rPr>
           <w:rFonts w:asciiTheme="majorBidi" w:hAnsiTheme="majorBidi" w:cstheme="majorBidi"/>
@@ -4366,8 +4737,13 @@
         </w:rPr>
         <w:t>CLIMATE RESOURCE</w:t>
       </w:r>
-      <w:bookmarkStart w:id="0" w:name="_GoBack"/>
-      <w:bookmarkEnd w:id="0"/>
+      <w:commentRangeEnd w:id="4"/>
+      <w:r>
+        <w:rPr>
+          <w:rStyle w:val="Marquedecommentaire"/>
+        </w:rPr>
+        <w:commentReference w:id="4"/>
+      </w:r>
       <w:r>
         <w:rPr>
           <w:rFonts w:asciiTheme="majorBidi" w:hAnsiTheme="majorBidi" w:cstheme="majorBidi"/>
@@ -4379,7 +4755,7 @@
         </w:rPr>
         <w:t xml:space="preserve">: </w:t>
       </w:r>
-      <w:hyperlink r:id="rId12" w:history="1">
+      <w:hyperlink r:id="rId16" w:history="1">
         <w:r>
           <w:rPr>
             <w:rStyle w:val="Lienhypertexte"/>
@@ -4402,14 +4778,25 @@
           <w:lang w:val="en-GB"/>
         </w:rPr>
       </w:pPr>
-      <w:r>
-        <w:rPr>
-          <w:rFonts w:asciiTheme="majorBidi" w:hAnsiTheme="majorBidi" w:cstheme="majorBidi"/>
-          <w:sz w:val="22"/>
-          <w:szCs w:val="22"/>
-          <w:lang w:val="en-GB"/>
-        </w:rPr>
-        <w:t>Meinshausen, M, J. Lewis, J. Guetschow, Z. Nicholls, R, Burdon (2022) “NDC Factsheets”, 2022, version 9th September 2025</w:t>
+      <w:proofErr w:type="spellStart"/>
+      <w:r>
+        <w:rPr>
+          <w:rFonts w:asciiTheme="majorBidi" w:hAnsiTheme="majorBidi" w:cstheme="majorBidi"/>
+          <w:sz w:val="22"/>
+          <w:szCs w:val="22"/>
+          <w:lang w:val="en-GB"/>
+        </w:rPr>
+        <w:t>Meinshausen</w:t>
+      </w:r>
+      <w:proofErr w:type="spellEnd"/>
+      <w:r>
+        <w:rPr>
+          <w:rFonts w:asciiTheme="majorBidi" w:hAnsiTheme="majorBidi" w:cstheme="majorBidi"/>
+          <w:sz w:val="22"/>
+          <w:szCs w:val="22"/>
+          <w:lang w:val="en-GB"/>
+        </w:rPr>
+        <w:t>, M, J. Lewis, J. Guetschow, Z. Nicholls, R, Burdon (2022) “NDC Factsheets”, 2022, version 9th September 2025</w:t>
       </w:r>
     </w:p>
     <w:p>
@@ -4491,7 +4878,7 @@
         </w:rPr>
         <w:t xml:space="preserve">: </w:t>
       </w:r>
-      <w:hyperlink r:id="rId13" w:history="1">
+      <w:hyperlink r:id="rId17" w:history="1">
         <w:r>
           <w:rPr>
             <w:rStyle w:val="Lienhypertexte"/>
@@ -4599,7 +4986,7 @@
         </w:rPr>
         <w:t xml:space="preserve">: </w:t>
       </w:r>
-      <w:hyperlink r:id="rId14" w:history="1">
+      <w:hyperlink r:id="rId18" w:history="1">
         <w:r>
           <w:rPr>
             <w:rStyle w:val="Lienhypertexte"/>
@@ -4852,8 +5239,61 @@
           <w:sz w:val="22"/>
           <w:szCs w:val="22"/>
           <w:shd w:val="clear" w:color="auto" w:fill="FFFFFF"/>
-        </w:rPr>
-        <w:t xml:space="preserve">den Elzen, Michel GJ, et al. </w:t>
+          <w:lang w:val="en-GB"/>
+          <w:rPrChange w:id="5" w:author="Agathe Chardon" w:date="2025-12-08T17:26:00Z" w16du:dateUtc="2025-12-08T16:26:00Z">
+            <w:rPr>
+              <w:rFonts w:asciiTheme="majorBidi" w:hAnsiTheme="majorBidi" w:cstheme="majorBidi"/>
+              <w:color w:val="222222"/>
+              <w:sz w:val="22"/>
+              <w:szCs w:val="22"/>
+              <w:shd w:val="clear" w:color="auto" w:fill="FFFFFF"/>
+            </w:rPr>
+          </w:rPrChange>
+        </w:rPr>
+        <w:lastRenderedPageBreak/>
+        <w:t xml:space="preserve">den </w:t>
+      </w:r>
+      <w:proofErr w:type="spellStart"/>
+      <w:r>
+        <w:rPr>
+          <w:rFonts w:asciiTheme="majorBidi" w:hAnsiTheme="majorBidi" w:cstheme="majorBidi"/>
+          <w:color w:val="222222"/>
+          <w:sz w:val="22"/>
+          <w:szCs w:val="22"/>
+          <w:shd w:val="clear" w:color="auto" w:fill="FFFFFF"/>
+          <w:lang w:val="en-GB"/>
+          <w:rPrChange w:id="6" w:author="Agathe Chardon" w:date="2025-12-08T17:26:00Z" w16du:dateUtc="2025-12-08T16:26:00Z">
+            <w:rPr>
+              <w:rFonts w:asciiTheme="majorBidi" w:hAnsiTheme="majorBidi" w:cstheme="majorBidi"/>
+              <w:color w:val="222222"/>
+              <w:sz w:val="22"/>
+              <w:szCs w:val="22"/>
+              <w:shd w:val="clear" w:color="auto" w:fill="FFFFFF"/>
+            </w:rPr>
+          </w:rPrChange>
+        </w:rPr>
+        <w:t>Elzen</w:t>
+      </w:r>
+      <w:proofErr w:type="spellEnd"/>
+      <w:r>
+        <w:rPr>
+          <w:rFonts w:asciiTheme="majorBidi" w:hAnsiTheme="majorBidi" w:cstheme="majorBidi"/>
+          <w:color w:val="222222"/>
+          <w:sz w:val="22"/>
+          <w:szCs w:val="22"/>
+          <w:shd w:val="clear" w:color="auto" w:fill="FFFFFF"/>
+          <w:lang w:val="en-GB"/>
+          <w:rPrChange w:id="7" w:author="Agathe Chardon" w:date="2025-12-08T17:26:00Z" w16du:dateUtc="2025-12-08T16:26:00Z">
+            <w:rPr>
+              <w:rFonts w:asciiTheme="majorBidi" w:hAnsiTheme="majorBidi" w:cstheme="majorBidi"/>
+              <w:color w:val="222222"/>
+              <w:sz w:val="22"/>
+              <w:szCs w:val="22"/>
+              <w:shd w:val="clear" w:color="auto" w:fill="FFFFFF"/>
+            </w:rPr>
+          </w:rPrChange>
+        </w:rPr>
+        <w:t xml:space="preserve">, Michel GJ, et al. </w:t>
       </w:r>
       <w:r>
         <w:rPr>
@@ -4913,7 +5353,6 @@
           <w:szCs w:val="22"/>
           <w:lang w:val="en-GB"/>
         </w:rPr>
-        <w:lastRenderedPageBreak/>
         <w:t>Herrera, Oliver, Olga Alcaraz, and Bàrbara Sureda. "Analysis of fairness and ambition considerations in nationally determined contributions." </w:t>
       </w:r>
       <w:r>
@@ -4924,15 +5363,123 @@
           <w:sz w:val="22"/>
           <w:szCs w:val="22"/>
         </w:rPr>
-        <w:t>International Environmental Agreements: Politics, Law and Economics</w:t>
-      </w:r>
-      <w:r>
-        <w:rPr>
-          <w:rFonts w:asciiTheme="majorBidi" w:hAnsiTheme="majorBidi" w:cstheme="majorBidi"/>
-          <w:sz w:val="22"/>
-          <w:szCs w:val="22"/>
-        </w:rPr>
-        <w:t> (2025): 1-20.</w:t>
+        <w:t xml:space="preserve">International </w:t>
+      </w:r>
+      <w:proofErr w:type="spellStart"/>
+      <w:r>
+        <w:rPr>
+          <w:rFonts w:asciiTheme="majorBidi" w:hAnsiTheme="majorBidi" w:cstheme="majorBidi"/>
+          <w:i/>
+          <w:iCs/>
+          <w:sz w:val="22"/>
+          <w:szCs w:val="22"/>
+        </w:rPr>
+        <w:t>Environmental</w:t>
+      </w:r>
+      <w:proofErr w:type="spellEnd"/>
+      <w:r>
+        <w:rPr>
+          <w:rFonts w:asciiTheme="majorBidi" w:hAnsiTheme="majorBidi" w:cstheme="majorBidi"/>
+          <w:i/>
+          <w:iCs/>
+          <w:sz w:val="22"/>
+          <w:szCs w:val="22"/>
+        </w:rPr>
+        <w:t xml:space="preserve"> </w:t>
+      </w:r>
+      <w:proofErr w:type="spellStart"/>
+      <w:proofErr w:type="gramStart"/>
+      <w:r>
+        <w:rPr>
+          <w:rFonts w:asciiTheme="majorBidi" w:hAnsiTheme="majorBidi" w:cstheme="majorBidi"/>
+          <w:i/>
+          <w:iCs/>
+          <w:sz w:val="22"/>
+          <w:szCs w:val="22"/>
+        </w:rPr>
+        <w:t>Agreements</w:t>
+      </w:r>
+      <w:proofErr w:type="spellEnd"/>
+      <w:r>
+        <w:rPr>
+          <w:rFonts w:asciiTheme="majorBidi" w:hAnsiTheme="majorBidi" w:cstheme="majorBidi"/>
+          <w:i/>
+          <w:iCs/>
+          <w:sz w:val="22"/>
+          <w:szCs w:val="22"/>
+        </w:rPr>
+        <w:t>:</w:t>
+      </w:r>
+      <w:proofErr w:type="gramEnd"/>
+      <w:r>
+        <w:rPr>
+          <w:rFonts w:asciiTheme="majorBidi" w:hAnsiTheme="majorBidi" w:cstheme="majorBidi"/>
+          <w:i/>
+          <w:iCs/>
+          <w:sz w:val="22"/>
+          <w:szCs w:val="22"/>
+        </w:rPr>
+        <w:t xml:space="preserve"> </w:t>
+      </w:r>
+      <w:proofErr w:type="spellStart"/>
+      <w:r>
+        <w:rPr>
+          <w:rFonts w:asciiTheme="majorBidi" w:hAnsiTheme="majorBidi" w:cstheme="majorBidi"/>
+          <w:i/>
+          <w:iCs/>
+          <w:sz w:val="22"/>
+          <w:szCs w:val="22"/>
+        </w:rPr>
+        <w:t>Politics</w:t>
+      </w:r>
+      <w:proofErr w:type="spellEnd"/>
+      <w:r>
+        <w:rPr>
+          <w:rFonts w:asciiTheme="majorBidi" w:hAnsiTheme="majorBidi" w:cstheme="majorBidi"/>
+          <w:i/>
+          <w:iCs/>
+          <w:sz w:val="22"/>
+          <w:szCs w:val="22"/>
+        </w:rPr>
+        <w:t xml:space="preserve">, Law and </w:t>
+      </w:r>
+      <w:proofErr w:type="spellStart"/>
+      <w:r>
+        <w:rPr>
+          <w:rFonts w:asciiTheme="majorBidi" w:hAnsiTheme="majorBidi" w:cstheme="majorBidi"/>
+          <w:i/>
+          <w:iCs/>
+          <w:sz w:val="22"/>
+          <w:szCs w:val="22"/>
+        </w:rPr>
+        <w:t>Economics</w:t>
+      </w:r>
+      <w:proofErr w:type="spellEnd"/>
+      <w:r>
+        <w:rPr>
+          <w:rFonts w:asciiTheme="majorBidi" w:hAnsiTheme="majorBidi" w:cstheme="majorBidi"/>
+          <w:sz w:val="22"/>
+          <w:szCs w:val="22"/>
+        </w:rPr>
+        <w:t> (2025</w:t>
+      </w:r>
+      <w:proofErr w:type="gramStart"/>
+      <w:r>
+        <w:rPr>
+          <w:rFonts w:asciiTheme="majorBidi" w:hAnsiTheme="majorBidi" w:cstheme="majorBidi"/>
+          <w:sz w:val="22"/>
+          <w:szCs w:val="22"/>
+        </w:rPr>
+        <w:t>):</w:t>
+      </w:r>
+      <w:proofErr w:type="gramEnd"/>
+      <w:r>
+        <w:rPr>
+          <w:rFonts w:asciiTheme="majorBidi" w:hAnsiTheme="majorBidi" w:cstheme="majorBidi"/>
+          <w:sz w:val="22"/>
+          <w:szCs w:val="22"/>
+        </w:rPr>
+        <w:t xml:space="preserve"> 1-20.</w:t>
       </w:r>
     </w:p>
     <w:p>
@@ -5089,7 +5636,27 @@
                 <w:szCs w:val="22"/>
                 <w:lang w:val="en-GB"/>
               </w:rPr>
-              <w:t>, Iran, Indonesia, Mexico, Turkiye, Egypt, South Korea, Canada, Saudi Arabia, South Africa, Australia, Argentina, Kazakhstan, UAE, Colombia, Peru, Kenya, Philippines, Morocco</w:t>
+              <w:t xml:space="preserve">, Iran, Indonesia, Mexico, </w:t>
+            </w:r>
+            <w:proofErr w:type="spellStart"/>
+            <w:r>
+              <w:rPr>
+                <w:rFonts w:asciiTheme="majorBidi" w:hAnsiTheme="majorBidi" w:cstheme="majorBidi"/>
+                <w:sz w:val="22"/>
+                <w:szCs w:val="22"/>
+                <w:lang w:val="en-GB"/>
+              </w:rPr>
+              <w:t>Turkiye</w:t>
+            </w:r>
+            <w:proofErr w:type="spellEnd"/>
+            <w:r>
+              <w:rPr>
+                <w:rFonts w:asciiTheme="majorBidi" w:hAnsiTheme="majorBidi" w:cstheme="majorBidi"/>
+                <w:sz w:val="22"/>
+                <w:szCs w:val="22"/>
+                <w:lang w:val="en-GB"/>
+              </w:rPr>
+              <w:t>, Egypt, South Korea, Canada, Saudi Arabia, South Africa, Australia, Argentina, Kazakhstan, UAE, Colombia, Peru, Kenya, Philippines, Morocco</w:t>
             </w:r>
             <w:r>
               <w:rPr>
@@ -5534,7 +6101,27 @@
                 <w:szCs w:val="22"/>
                 <w:lang w:val="en-GB"/>
               </w:rPr>
-              <w:t xml:space="preserve">Indonesia, Pakistan, Nigeria, Brazil, Bangladesh, Ethiopia, Democratic Republic of Congo, Japan, Vietnam, Turkiye, UK, </w:t>
+              <w:t xml:space="preserve">Indonesia, Pakistan, Nigeria, Brazil, Bangladesh, Ethiopia, Democratic Republic of Congo, Japan, Vietnam, </w:t>
+            </w:r>
+            <w:proofErr w:type="spellStart"/>
+            <w:r>
+              <w:rPr>
+                <w:rFonts w:asciiTheme="majorBidi" w:hAnsiTheme="majorBidi" w:cstheme="majorBidi"/>
+                <w:sz w:val="22"/>
+                <w:szCs w:val="22"/>
+                <w:lang w:val="en-GB"/>
+              </w:rPr>
+              <w:t>Turkiye</w:t>
+            </w:r>
+            <w:proofErr w:type="spellEnd"/>
+            <w:r>
+              <w:rPr>
+                <w:rFonts w:asciiTheme="majorBidi" w:hAnsiTheme="majorBidi" w:cstheme="majorBidi"/>
+                <w:sz w:val="22"/>
+                <w:szCs w:val="22"/>
+                <w:lang w:val="en-GB"/>
+              </w:rPr>
+              <w:t xml:space="preserve">, UK, </w:t>
             </w:r>
             <w:r>
               <w:rPr>
@@ -5552,7 +6139,27 @@
                 <w:szCs w:val="22"/>
                 <w:lang w:val="en-GB"/>
               </w:rPr>
-              <w:t>, Ecuador, Cambodia, UAE, Dominican Republic, Togo, Azerbaijan, Kyrgystan, Congo, Paraguay, Liberia, Mauritania, Singapore, Costa Rica, Gambia, Guinea-Bissau, North Macedonia, Iceland, Dominica</w:t>
+              <w:t xml:space="preserve">, Ecuador, Cambodia, UAE, Dominican Republic, Togo, Azerbaijan, </w:t>
+            </w:r>
+            <w:proofErr w:type="spellStart"/>
+            <w:r>
+              <w:rPr>
+                <w:rFonts w:asciiTheme="majorBidi" w:hAnsiTheme="majorBidi" w:cstheme="majorBidi"/>
+                <w:sz w:val="22"/>
+                <w:szCs w:val="22"/>
+                <w:lang w:val="en-GB"/>
+              </w:rPr>
+              <w:t>Kyrgystan</w:t>
+            </w:r>
+            <w:proofErr w:type="spellEnd"/>
+            <w:r>
+              <w:rPr>
+                <w:rFonts w:asciiTheme="majorBidi" w:hAnsiTheme="majorBidi" w:cstheme="majorBidi"/>
+                <w:sz w:val="22"/>
+                <w:szCs w:val="22"/>
+                <w:lang w:val="en-GB"/>
+              </w:rPr>
+              <w:t>, Congo, Paraguay, Liberia, Mauritania, Singapore, Costa Rica, Gambia, Guinea-Bissau, North Macedonia, Iceland, Dominica</w:t>
             </w:r>
           </w:p>
         </w:tc>
@@ -5631,7 +6238,27 @@
                 <w:szCs w:val="22"/>
                 <w:lang w:val="en-GB"/>
               </w:rPr>
-              <w:t>UNFCCC (ghg_profile)</w:t>
+              <w:t>UNFCCC (</w:t>
+            </w:r>
+            <w:proofErr w:type="spellStart"/>
+            <w:r>
+              <w:rPr>
+                <w:rFonts w:asciiTheme="majorBidi" w:hAnsiTheme="majorBidi" w:cstheme="majorBidi"/>
+                <w:sz w:val="22"/>
+                <w:szCs w:val="22"/>
+                <w:lang w:val="en-GB"/>
+              </w:rPr>
+              <w:t>ghg_profile</w:t>
+            </w:r>
+            <w:proofErr w:type="spellEnd"/>
+            <w:r>
+              <w:rPr>
+                <w:rFonts w:asciiTheme="majorBidi" w:hAnsiTheme="majorBidi" w:cstheme="majorBidi"/>
+                <w:sz w:val="22"/>
+                <w:szCs w:val="22"/>
+                <w:lang w:val="en-GB"/>
+              </w:rPr>
+              <w:t>)</w:t>
             </w:r>
           </w:p>
         </w:tc>
@@ -5726,7 +6353,17 @@
                 <w:szCs w:val="22"/>
                 <w:lang w:val="en-GB"/>
               </w:rPr>
-              <w:t>, Guinea, Benin, Burundi, Rwanda, South Sudan, Bolivia, Jordan, Haiti, Tunisia, Honduras, Tajikistan, Papua New Guinea, Israel, Sierra Leone, Cuba, Lao, Turkmenistan, Belarus, Libya, Nicaragua, Central African Republic, El Salvador, Oman, Lebanon, Serbia, Norway, Kuwait, Slovakia, Panama, Eritrea, Mongolia, Georgia, Namibia, Qatar, Uruguay, Gabon, Botswana, Bosnia and Herzegovina, Armenia, Jamaica, Moldovia, Lesotho, Albania, Equatorial Guinea, Bahrain, Timor-Leste, Trinidad and Tobago, Cyprus, Eswatini, Djibouti, Mauritius, Comoros, Solomon Islands, Fiji, Guyana, Bhutan, Suriname, Montenegro, Maldives, Cape Verde, Brunei, Belize, Bahamas, Vanuatu, Sao Tome and Principe, Barbados, Samoa, Saint Lucia, Kiribati, Seychelles, Micronesia, Grenada, Tonga, Antigua and Barbuda, Saint Vincent and the Grenadines, Andorra, Saint Kitts and Nevis, Liechtenstein, Monaco, San Marino, Marshall Islands, Palau, Nauru, Tuvalu, Niue, Hole See, Cook Islands</w:t>
+              <w:t xml:space="preserve">, Guinea, Benin, Burundi, Rwanda, South Sudan, Bolivia, Jordan, Haiti, Tunisia, Honduras, Tajikistan, Papua New Guinea, Israel, Sierra Leone, Cuba, Lao, Turkmenistan, Belarus, Libya, Nicaragua, Central African Republic, El Salvador, Oman, Lebanon, Serbia, Norway, Kuwait, Slovakia, Panama, Eritrea, Mongolia, Georgia, Namibia, Qatar, Uruguay, Gabon, Botswana, Bosnia and Herzegovina, Armenia, Jamaica, Moldovia, Lesotho, Albania, Equatorial Guinea, Bahrain, Timor-Leste, Trinidad and Tobago, Cyprus, Eswatini, Djibouti, Mauritius, Comoros, Solomon Islands, Fiji, Guyana, Bhutan, Suriname, Montenegro, Maldives, Cape Verde, Brunei, Belize, Bahamas, Vanuatu, Sao Tome and Principe, Barbados, Samoa, Saint Lucia, Kiribati, Seychelles, Micronesia, Grenada, Tonga, Antigua and Barbuda, Saint Vincent and the Grenadines, Andorra, Saint Kitts and Nevis, </w:t>
+            </w:r>
+            <w:r>
+              <w:rPr>
+                <w:rFonts w:asciiTheme="majorBidi" w:hAnsiTheme="majorBidi" w:cstheme="majorBidi"/>
+                <w:sz w:val="22"/>
+                <w:szCs w:val="22"/>
+                <w:lang w:val="en-GB"/>
+              </w:rPr>
+              <w:lastRenderedPageBreak/>
+              <w:t>Liechtenstein, Monaco, San Marino, Marshall Islands, Palau, Nauru, Tuvalu, Niue, Hole See, Cook Islands</w:t>
             </w:r>
           </w:p>
         </w:tc>
@@ -5744,7 +6381,7 @@
       </w:pPr>
     </w:p>
     <w:sectPr>
-      <w:footerReference w:type="default" r:id="rId15"/>
+      <w:footerReference w:type="default" r:id="rId19"/>
       <w:pgSz w:w="11906" w:h="16838"/>
       <w:pgMar w:top="1417" w:right="1417" w:bottom="1417" w:left="1417" w:header="708" w:footer="708" w:gutter="0"/>
       <w:cols w:space="708"/>
@@ -5752,6 +6389,110 @@
     </w:sectPr>
   </w:body>
 </w:document>
+</file>
+
+<file path=word/comments.xml><?xml version="1.0" encoding="utf-8"?>
+<w:comments xmlns:wpc="http://schemas.microsoft.com/office/word/2010/wordprocessingCanvas" xmlns:cx="http://schemas.microsoft.com/office/drawing/2014/chartex" xmlns:cx1="http://schemas.microsoft.com/office/drawing/2015/9/8/chartex" xmlns:cx2="http://schemas.microsoft.com/office/drawing/2015/10/21/chartex" xmlns:cx3="http://schemas.microsoft.com/office/drawing/2016/5/9/chartex" xmlns:cx4="http://schemas.microsoft.com/office/drawing/2016/5/10/chartex" xmlns:cx5="http://schemas.microsoft.com/office/drawing/2016/5/11/chartex" xmlns:cx6="http://schemas.microsoft.com/office/drawing/2016/5/12/chartex" xmlns:cx7="http://schemas.microsoft.com/office/drawing/2016/5/13/chartex" xmlns:cx8="http://schemas.microsoft.com/office/drawing/2016/5/14/chartex" xmlns:mc="http://schemas.openxmlformats.org/markup-compatibility/2006" xmlns:aink="http://schemas.microsoft.com/office/drawing/2016/ink" xmlns:am3d="http://schemas.microsoft.com/office/drawing/2017/model3d" xmlns:o="urn:schemas-microsoft-com:office:office" xmlns:oel="http://schemas.microsoft.com/office/2019/extlst" xmlns:r="http://schemas.openxmlformats.org/officeDocument/2006/relationships" xmlns:m="http://schemas.openxmlformats.org/officeDocument/2006/math" xmlns:v="urn:schemas-microsoft-com:vml" xmlns:wp14="http://schemas.microsoft.com/office/word/2010/wordprocessingDrawing" xmlns:wp="http://schemas.openxmlformats.org/drawingml/2006/wordprocessingDrawing" xmlns:w10="urn:schemas-microsoft-com:office:word" xmlns:w="http://schemas.openxmlformats.org/wordprocessingml/2006/main" xmlns:w14="http://schemas.microsoft.com/office/word/2010/wordml" xmlns:w15="http://schemas.microsoft.com/office/word/2012/wordml" xmlns:w16cex="http://schemas.microsoft.com/office/word/2018/wordml/cex" xmlns:w16cid="http://schemas.microsoft.com/office/word/2016/wordml/cid" xmlns:w16="http://schemas.microsoft.com/office/word/2018/wordml" xmlns:w16du="http://schemas.microsoft.com/office/word/2023/wordml/word16du" xmlns:w16sdtdh="http://schemas.microsoft.com/office/word/2020/wordml/sdtdatahash" xmlns:w16sdtfl="http://schemas.microsoft.com/office/word/2024/wordml/sdtformatlock" xmlns:w16se="http://schemas.microsoft.com/office/word/2015/wordml/symex" xmlns:wpg="http://schemas.microsoft.com/office/word/2010/wordprocessingGroup" xmlns:wpi="http://schemas.microsoft.com/office/word/2010/wordprocessingInk" xmlns:wne="http://schemas.microsoft.com/office/word/2006/wordml" xmlns:wps="http://schemas.microsoft.com/office/word/2010/wordprocessingShape" mc:Ignorable="w14 w15 w16se w16cid w16 w16cex w16sdtdh w16sdtfl w16du wp14">
+  <w:comment w:id="0" w:author="fabre" w:date="2025-12-08T14:29:00Z" w:initials="f">
+    <w:p>
+      <w:pPr>
+        <w:pStyle w:val="Commentaire"/>
+      </w:pPr>
+      <w:r>
+        <w:rPr>
+          <w:rStyle w:val="Marquedecommentaire"/>
+        </w:rPr>
+        <w:annotationRef/>
+      </w:r>
+      <w:r>
+        <w:t>L</w:t>
+      </w:r>
+      <w:r>
+        <w:t>inks</w:t>
+      </w:r>
+      <w:r>
+        <w:t xml:space="preserve"> (les mettre dans la section Sources)</w:t>
+      </w:r>
+    </w:p>
+  </w:comment>
+  <w:comment w:id="1" w:author="fabre" w:date="2025-12-08T15:38:00Z" w:initials="f">
+    <w:p>
+      <w:pPr>
+        <w:pStyle w:val="Commentaire"/>
+      </w:pPr>
+      <w:r>
+        <w:rPr>
+          <w:rStyle w:val="Marquedecommentaire"/>
+        </w:rPr>
+        <w:annotationRef/>
+      </w:r>
+      <w:r>
+        <w:t>Je doute que ce soit dû à la mise à jour du GWP. Penses-tu vraiment que c’est ça ? Dans le cas contraire, faudrait changer ce paragraphe de section.</w:t>
+      </w:r>
+    </w:p>
+  </w:comment>
+  <w:comment w:id="2" w:author="fabre" w:date="2025-12-08T15:40:00Z" w:initials="f">
+    <w:p>
+      <w:pPr>
+        <w:pStyle w:val="Commentaire"/>
+      </w:pPr>
+      <w:r>
+        <w:rPr>
+          <w:rStyle w:val="Marquedecommentaire"/>
+        </w:rPr>
+        <w:annotationRef/>
+      </w:r>
+      <w:r>
+        <w:t>Ça veut dire quoi ?</w:t>
+      </w:r>
+    </w:p>
+  </w:comment>
+  <w:comment w:id="3" w:author="fabre" w:date="2025-12-08T15:41:00Z" w:initials="f">
+    <w:p>
+      <w:pPr>
+        <w:pStyle w:val="Commentaire"/>
+      </w:pPr>
+      <w:r>
+        <w:rPr>
+          <w:rStyle w:val="Marquedecommentaire"/>
+        </w:rPr>
+        <w:annotationRef/>
+      </w:r>
+      <w:r>
+        <w:t xml:space="preserve">Faudrait spécifier (peut-être à l’aide d’une colonne supplémentaire) quels sont les pays pour lesquels c’est manquant vs. reste à </w:t>
+      </w:r>
+      <w:r>
+        <w:t>faire (vs. amount need reste à faire).</w:t>
+      </w:r>
+    </w:p>
+  </w:comment>
+  <w:comment w:id="4" w:author="fabre" w:date="2025-12-08T15:48:00Z" w:initials="f">
+    <w:p>
+      <w:pPr>
+        <w:pStyle w:val="Commentaire"/>
+      </w:pPr>
+      <w:r>
+        <w:rPr>
+          <w:rStyle w:val="Marquedecommentaire"/>
+        </w:rPr>
+        <w:annotationRef/>
+      </w:r>
+      <w:r>
+        <w:t>Compléter ?</w:t>
+      </w:r>
+    </w:p>
+  </w:comment>
+</w:comments>
+</file>
+
+<file path=word/commentsExtended.xml><?xml version="1.0" encoding="utf-8"?>
+<w15:commentsEx xmlns:wpc="http://schemas.microsoft.com/office/word/2010/wordprocessingCanvas" xmlns:cx="http://schemas.microsoft.com/office/drawing/2014/chartex" xmlns:cx1="http://schemas.microsoft.com/office/drawing/2015/9/8/chartex" xmlns:cx2="http://schemas.microsoft.com/office/drawing/2015/10/21/chartex" xmlns:cx3="http://schemas.microsoft.com/office/drawing/2016/5/9/chartex" xmlns:cx4="http://schemas.microsoft.com/office/drawing/2016/5/10/chartex" xmlns:cx5="http://schemas.microsoft.com/office/drawing/2016/5/11/chartex" xmlns:cx6="http://schemas.microsoft.com/office/drawing/2016/5/12/chartex" xmlns:cx7="http://schemas.microsoft.com/office/drawing/2016/5/13/chartex" xmlns:cx8="http://schemas.microsoft.com/office/drawing/2016/5/14/chartex" xmlns:mc="http://schemas.openxmlformats.org/markup-compatibility/2006" xmlns:aink="http://schemas.microsoft.com/office/drawing/2016/ink" xmlns:am3d="http://schemas.microsoft.com/office/drawing/2017/model3d" xmlns:o="urn:schemas-microsoft-com:office:office" xmlns:oel="http://schemas.microsoft.com/office/2019/extlst" xmlns:r="http://schemas.openxmlformats.org/officeDocument/2006/relationships" xmlns:m="http://schemas.openxmlformats.org/officeDocument/2006/math" xmlns:v="urn:schemas-microsoft-com:vml" xmlns:wp14="http://schemas.microsoft.com/office/word/2010/wordprocessingDrawing" xmlns:wp="http://schemas.openxmlformats.org/drawingml/2006/wordprocessingDrawing" xmlns:w10="urn:schemas-microsoft-com:office:word" xmlns:w="http://schemas.openxmlformats.org/wordprocessingml/2006/main" xmlns:w14="http://schemas.microsoft.com/office/word/2010/wordml" xmlns:w15="http://schemas.microsoft.com/office/word/2012/wordml" xmlns:w16cex="http://schemas.microsoft.com/office/word/2018/wordml/cex" xmlns:w16cid="http://schemas.microsoft.com/office/word/2016/wordml/cid" xmlns:w16="http://schemas.microsoft.com/office/word/2018/wordml" xmlns:w16du="http://schemas.microsoft.com/office/word/2023/wordml/word16du" xmlns:w16sdtdh="http://schemas.microsoft.com/office/word/2020/wordml/sdtdatahash" xmlns:w16sdtfl="http://schemas.microsoft.com/office/word/2024/wordml/sdtformatlock" xmlns:w16se="http://schemas.microsoft.com/office/word/2015/wordml/symex" xmlns:wpg="http://schemas.microsoft.com/office/word/2010/wordprocessingGroup" xmlns:wpi="http://schemas.microsoft.com/office/word/2010/wordprocessingInk" xmlns:wne="http://schemas.microsoft.com/office/word/2006/wordml" xmlns:wps="http://schemas.microsoft.com/office/word/2010/wordprocessingShape" mc:Ignorable="w14 w15 w16se w16cid w16 w16cex w16sdtdh w16sdtfl w16du wp14">
+  <w15:commentEx w15:paraId="50E6E6E2" w15:done="1"/>
+  <w15:commentEx w15:paraId="0424B537" w15:done="1"/>
+  <w15:commentEx w15:paraId="2CBAD22A" w15:done="1"/>
+  <w15:commentEx w15:paraId="3A1A9012" w15:done="1"/>
+  <w15:commentEx w15:paraId="1A71A45C" w15:done="1"/>
+</w15:commentsEx>
 </file>
 
 <file path=word/commentsExtensible.xml><?xml version="1.0" encoding="utf-8"?>
@@ -5783,7 +6524,7 @@
 </file>
 
 <file path=word/endnotes.xml><?xml version="1.0" encoding="utf-8"?>
-<w:endnotes xmlns:wpc="http://schemas.microsoft.com/office/word/2010/wordprocessingCanvas" xmlns:cx="http://schemas.microsoft.com/office/drawing/2014/chartex" xmlns:cx1="http://schemas.microsoft.com/office/drawing/2015/9/8/chartex" xmlns:mc="http://schemas.openxmlformats.org/markup-compatibility/2006" xmlns:o="urn:schemas-microsoft-com:office:office" xmlns:r="http://schemas.openxmlformats.org/officeDocument/2006/relationships" xmlns:m="http://schemas.openxmlformats.org/officeDocument/2006/math" xmlns:v="urn:schemas-microsoft-com:vml" xmlns:wp14="http://schemas.microsoft.com/office/word/2010/wordprocessingDrawing" xmlns:wp="http://schemas.openxmlformats.org/drawingml/2006/wordprocessingDrawing" xmlns:w10="urn:schemas-microsoft-com:office:word" xmlns:w="http://schemas.openxmlformats.org/wordprocessingml/2006/main" xmlns:w14="http://schemas.microsoft.com/office/word/2010/wordml" xmlns:w15="http://schemas.microsoft.com/office/word/2012/wordml" xmlns:w16se="http://schemas.microsoft.com/office/word/2015/wordml/symex" xmlns:wpg="http://schemas.microsoft.com/office/word/2010/wordprocessingGroup" xmlns:wpi="http://schemas.microsoft.com/office/word/2010/wordprocessingInk" xmlns:wne="http://schemas.microsoft.com/office/word/2006/wordml" xmlns:wps="http://schemas.microsoft.com/office/word/2010/wordprocessingShape" mc:Ignorable="w14 w15 w16se wp14">
+<w:endnotes xmlns:wpc="http://schemas.microsoft.com/office/word/2010/wordprocessingCanvas" xmlns:cx="http://schemas.microsoft.com/office/drawing/2014/chartex" xmlns:cx1="http://schemas.microsoft.com/office/drawing/2015/9/8/chartex" xmlns:cx2="http://schemas.microsoft.com/office/drawing/2015/10/21/chartex" xmlns:cx3="http://schemas.microsoft.com/office/drawing/2016/5/9/chartex" xmlns:cx4="http://schemas.microsoft.com/office/drawing/2016/5/10/chartex" xmlns:cx5="http://schemas.microsoft.com/office/drawing/2016/5/11/chartex" xmlns:cx6="http://schemas.microsoft.com/office/drawing/2016/5/12/chartex" xmlns:cx7="http://schemas.microsoft.com/office/drawing/2016/5/13/chartex" xmlns:cx8="http://schemas.microsoft.com/office/drawing/2016/5/14/chartex" xmlns:mc="http://schemas.openxmlformats.org/markup-compatibility/2006" xmlns:aink="http://schemas.microsoft.com/office/drawing/2016/ink" xmlns:am3d="http://schemas.microsoft.com/office/drawing/2017/model3d" xmlns:o="urn:schemas-microsoft-com:office:office" xmlns:oel="http://schemas.microsoft.com/office/2019/extlst" xmlns:r="http://schemas.openxmlformats.org/officeDocument/2006/relationships" xmlns:m="http://schemas.openxmlformats.org/officeDocument/2006/math" xmlns:v="urn:schemas-microsoft-com:vml" xmlns:wp14="http://schemas.microsoft.com/office/word/2010/wordprocessingDrawing" xmlns:wp="http://schemas.openxmlformats.org/drawingml/2006/wordprocessingDrawing" xmlns:w10="urn:schemas-microsoft-com:office:word" xmlns:w="http://schemas.openxmlformats.org/wordprocessingml/2006/main" xmlns:w14="http://schemas.microsoft.com/office/word/2010/wordml" xmlns:w15="http://schemas.microsoft.com/office/word/2012/wordml" xmlns:w16cex="http://schemas.microsoft.com/office/word/2018/wordml/cex" xmlns:w16cid="http://schemas.microsoft.com/office/word/2016/wordml/cid" xmlns:w16="http://schemas.microsoft.com/office/word/2018/wordml" xmlns:w16du="http://schemas.microsoft.com/office/word/2023/wordml/word16du" xmlns:w16sdtdh="http://schemas.microsoft.com/office/word/2020/wordml/sdtdatahash" xmlns:w16sdtfl="http://schemas.microsoft.com/office/word/2024/wordml/sdtformatlock" xmlns:w16se="http://schemas.microsoft.com/office/word/2015/wordml/symex" xmlns:wpg="http://schemas.microsoft.com/office/word/2010/wordprocessingGroup" xmlns:wpi="http://schemas.microsoft.com/office/word/2010/wordprocessingInk" xmlns:wne="http://schemas.microsoft.com/office/word/2006/wordml" xmlns:wps="http://schemas.microsoft.com/office/word/2010/wordprocessingShape" mc:Ignorable="w14 w15 w16se w16cid w16 w16cex w16sdtdh w16sdtfl w16du wp14">
   <w:endnote w:type="separator" w:id="-1">
     <w:p>
       <w:pPr>
@@ -5808,7 +6549,7 @@
 </file>
 
 <file path=word/footer1.xml><?xml version="1.0" encoding="utf-8"?>
-<w:ftr xmlns:wpc="http://schemas.microsoft.com/office/word/2010/wordprocessingCanvas" xmlns:cx="http://schemas.microsoft.com/office/drawing/2014/chartex" xmlns:cx1="http://schemas.microsoft.com/office/drawing/2015/9/8/chartex" xmlns:mc="http://schemas.openxmlformats.org/markup-compatibility/2006" xmlns:o="urn:schemas-microsoft-com:office:office" xmlns:r="http://schemas.openxmlformats.org/officeDocument/2006/relationships" xmlns:m="http://schemas.openxmlformats.org/officeDocument/2006/math" xmlns:v="urn:schemas-microsoft-com:vml" xmlns:wp14="http://schemas.microsoft.com/office/word/2010/wordprocessingDrawing" xmlns:wp="http://schemas.openxmlformats.org/drawingml/2006/wordprocessingDrawing" xmlns:w10="urn:schemas-microsoft-com:office:word" xmlns:w="http://schemas.openxmlformats.org/wordprocessingml/2006/main" xmlns:w14="http://schemas.microsoft.com/office/word/2010/wordml" xmlns:w15="http://schemas.microsoft.com/office/word/2012/wordml" xmlns:w16se="http://schemas.microsoft.com/office/word/2015/wordml/symex" xmlns:wpg="http://schemas.microsoft.com/office/word/2010/wordprocessingGroup" xmlns:wpi="http://schemas.microsoft.com/office/word/2010/wordprocessingInk" xmlns:wne="http://schemas.microsoft.com/office/word/2006/wordml" xmlns:wps="http://schemas.microsoft.com/office/word/2010/wordprocessingShape" mc:Ignorable="w14 w15 w16se wp14">
+<w:ftr xmlns:wpc="http://schemas.microsoft.com/office/word/2010/wordprocessingCanvas" xmlns:cx="http://schemas.microsoft.com/office/drawing/2014/chartex" xmlns:cx1="http://schemas.microsoft.com/office/drawing/2015/9/8/chartex" xmlns:cx2="http://schemas.microsoft.com/office/drawing/2015/10/21/chartex" xmlns:cx3="http://schemas.microsoft.com/office/drawing/2016/5/9/chartex" xmlns:cx4="http://schemas.microsoft.com/office/drawing/2016/5/10/chartex" xmlns:cx5="http://schemas.microsoft.com/office/drawing/2016/5/11/chartex" xmlns:cx6="http://schemas.microsoft.com/office/drawing/2016/5/12/chartex" xmlns:cx7="http://schemas.microsoft.com/office/drawing/2016/5/13/chartex" xmlns:cx8="http://schemas.microsoft.com/office/drawing/2016/5/14/chartex" xmlns:mc="http://schemas.openxmlformats.org/markup-compatibility/2006" xmlns:aink="http://schemas.microsoft.com/office/drawing/2016/ink" xmlns:am3d="http://schemas.microsoft.com/office/drawing/2017/model3d" xmlns:o="urn:schemas-microsoft-com:office:office" xmlns:oel="http://schemas.microsoft.com/office/2019/extlst" xmlns:r="http://schemas.openxmlformats.org/officeDocument/2006/relationships" xmlns:m="http://schemas.openxmlformats.org/officeDocument/2006/math" xmlns:v="urn:schemas-microsoft-com:vml" xmlns:wp14="http://schemas.microsoft.com/office/word/2010/wordprocessingDrawing" xmlns:wp="http://schemas.openxmlformats.org/drawingml/2006/wordprocessingDrawing" xmlns:w10="urn:schemas-microsoft-com:office:word" xmlns:w="http://schemas.openxmlformats.org/wordprocessingml/2006/main" xmlns:w14="http://schemas.microsoft.com/office/word/2010/wordml" xmlns:w15="http://schemas.microsoft.com/office/word/2012/wordml" xmlns:w16cex="http://schemas.microsoft.com/office/word/2018/wordml/cex" xmlns:w16cid="http://schemas.microsoft.com/office/word/2016/wordml/cid" xmlns:w16="http://schemas.microsoft.com/office/word/2018/wordml" xmlns:w16du="http://schemas.microsoft.com/office/word/2023/wordml/word16du" xmlns:w16sdtdh="http://schemas.microsoft.com/office/word/2020/wordml/sdtdatahash" xmlns:w16sdtfl="http://schemas.microsoft.com/office/word/2024/wordml/sdtformatlock" xmlns:w16se="http://schemas.microsoft.com/office/word/2015/wordml/symex" xmlns:wpg="http://schemas.microsoft.com/office/word/2010/wordprocessingGroup" xmlns:wpi="http://schemas.microsoft.com/office/word/2010/wordprocessingInk" xmlns:wne="http://schemas.microsoft.com/office/word/2006/wordml" xmlns:wps="http://schemas.microsoft.com/office/word/2010/wordprocessingShape" mc:Ignorable="w14 w15 w16se w16cid w16 w16cex w16sdtdh w16sdtfl w16du wp14">
   <w:p>
     <w:pPr>
       <w:pStyle w:val="Pieddepage"/>
@@ -5823,7 +6564,7 @@
 </file>
 
 <file path=word/footnotes.xml><?xml version="1.0" encoding="utf-8"?>
-<w:footnotes xmlns:wpc="http://schemas.microsoft.com/office/word/2010/wordprocessingCanvas" xmlns:cx="http://schemas.microsoft.com/office/drawing/2014/chartex" xmlns:cx1="http://schemas.microsoft.com/office/drawing/2015/9/8/chartex" xmlns:mc="http://schemas.openxmlformats.org/markup-compatibility/2006" xmlns:o="urn:schemas-microsoft-com:office:office" xmlns:r="http://schemas.openxmlformats.org/officeDocument/2006/relationships" xmlns:m="http://schemas.openxmlformats.org/officeDocument/2006/math" xmlns:v="urn:schemas-microsoft-com:vml" xmlns:wp14="http://schemas.microsoft.com/office/word/2010/wordprocessingDrawing" xmlns:wp="http://schemas.openxmlformats.org/drawingml/2006/wordprocessingDrawing" xmlns:w10="urn:schemas-microsoft-com:office:word" xmlns:w="http://schemas.openxmlformats.org/wordprocessingml/2006/main" xmlns:w14="http://schemas.microsoft.com/office/word/2010/wordml" xmlns:w15="http://schemas.microsoft.com/office/word/2012/wordml" xmlns:w16se="http://schemas.microsoft.com/office/word/2015/wordml/symex" xmlns:wpg="http://schemas.microsoft.com/office/word/2010/wordprocessingGroup" xmlns:wpi="http://schemas.microsoft.com/office/word/2010/wordprocessingInk" xmlns:wne="http://schemas.microsoft.com/office/word/2006/wordml" xmlns:wps="http://schemas.microsoft.com/office/word/2010/wordprocessingShape" mc:Ignorable="w14 w15 w16se wp14">
+<w:footnotes xmlns:wpc="http://schemas.microsoft.com/office/word/2010/wordprocessingCanvas" xmlns:cx="http://schemas.microsoft.com/office/drawing/2014/chartex" xmlns:cx1="http://schemas.microsoft.com/office/drawing/2015/9/8/chartex" xmlns:cx2="http://schemas.microsoft.com/office/drawing/2015/10/21/chartex" xmlns:cx3="http://schemas.microsoft.com/office/drawing/2016/5/9/chartex" xmlns:cx4="http://schemas.microsoft.com/office/drawing/2016/5/10/chartex" xmlns:cx5="http://schemas.microsoft.com/office/drawing/2016/5/11/chartex" xmlns:cx6="http://schemas.microsoft.com/office/drawing/2016/5/12/chartex" xmlns:cx7="http://schemas.microsoft.com/office/drawing/2016/5/13/chartex" xmlns:cx8="http://schemas.microsoft.com/office/drawing/2016/5/14/chartex" xmlns:mc="http://schemas.openxmlformats.org/markup-compatibility/2006" xmlns:aink="http://schemas.microsoft.com/office/drawing/2016/ink" xmlns:am3d="http://schemas.microsoft.com/office/drawing/2017/model3d" xmlns:o="urn:schemas-microsoft-com:office:office" xmlns:oel="http://schemas.microsoft.com/office/2019/extlst" xmlns:r="http://schemas.openxmlformats.org/officeDocument/2006/relationships" xmlns:m="http://schemas.openxmlformats.org/officeDocument/2006/math" xmlns:v="urn:schemas-microsoft-com:vml" xmlns:wp14="http://schemas.microsoft.com/office/word/2010/wordprocessingDrawing" xmlns:wp="http://schemas.openxmlformats.org/drawingml/2006/wordprocessingDrawing" xmlns:w10="urn:schemas-microsoft-com:office:word" xmlns:w="http://schemas.openxmlformats.org/wordprocessingml/2006/main" xmlns:w14="http://schemas.microsoft.com/office/word/2010/wordml" xmlns:w15="http://schemas.microsoft.com/office/word/2012/wordml" xmlns:w16cex="http://schemas.microsoft.com/office/word/2018/wordml/cex" xmlns:w16cid="http://schemas.microsoft.com/office/word/2016/wordml/cid" xmlns:w16="http://schemas.microsoft.com/office/word/2018/wordml" xmlns:w16du="http://schemas.microsoft.com/office/word/2023/wordml/word16du" xmlns:w16sdtdh="http://schemas.microsoft.com/office/word/2020/wordml/sdtdatahash" xmlns:w16sdtfl="http://schemas.microsoft.com/office/word/2024/wordml/sdtformatlock" xmlns:w16se="http://schemas.microsoft.com/office/word/2015/wordml/symex" xmlns:wpg="http://schemas.microsoft.com/office/word/2010/wordprocessingGroup" xmlns:wpi="http://schemas.microsoft.com/office/word/2010/wordprocessingInk" xmlns:wne="http://schemas.microsoft.com/office/word/2006/wordml" xmlns:wps="http://schemas.microsoft.com/office/word/2010/wordprocessingShape" mc:Ignorable="w14 w15 w16se w16cid w16 w16cex w16sdtdh w16sdtfl w16du wp14">
   <w:footnote w:type="separator" w:id="-1">
     <w:p>
       <w:pPr>
@@ -5850,7 +6591,6 @@
         <w:pStyle w:val="Notedebasdepage"/>
         <w:rPr>
           <w:rFonts w:asciiTheme="majorBidi" w:hAnsiTheme="majorBidi" w:cstheme="majorBidi"/>
-          <w:lang w:val="en-US"/>
         </w:rPr>
       </w:pPr>
       <w:r>
@@ -5863,28 +6603,116 @@
       <w:r>
         <w:rPr>
           <w:rFonts w:asciiTheme="majorBidi" w:hAnsiTheme="majorBidi" w:cstheme="majorBidi"/>
-          <w:lang w:val="en-US"/>
-        </w:rPr>
-        <w:t xml:space="preserve"> The countries are: Egypt, Tanzania, South Africa, Afghanistan, Mozamnbique, Uzbekistan, Madagascar, Zimbabwe</w:t>
-      </w:r>
-      <w:r>
-        <w:rPr>
-          <w:rFonts w:asciiTheme="majorBidi" w:hAnsiTheme="majorBidi" w:cstheme="majorBidi"/>
-          <w:lang w:val="en-US"/>
+        </w:rPr>
+        <w:t xml:space="preserve"> The countries </w:t>
+      </w:r>
+      <w:proofErr w:type="gramStart"/>
+      <w:r>
+        <w:rPr>
+          <w:rFonts w:asciiTheme="majorBidi" w:hAnsiTheme="majorBidi" w:cstheme="majorBidi"/>
+        </w:rPr>
+        <w:t>are:</w:t>
+      </w:r>
+      <w:proofErr w:type="gramEnd"/>
+      <w:r>
+        <w:rPr>
+          <w:rFonts w:asciiTheme="majorBidi" w:hAnsiTheme="majorBidi" w:cstheme="majorBidi"/>
+        </w:rPr>
+        <w:t xml:space="preserve"> </w:t>
+      </w:r>
+      <w:proofErr w:type="spellStart"/>
+      <w:r>
+        <w:rPr>
+          <w:rFonts w:asciiTheme="majorBidi" w:hAnsiTheme="majorBidi" w:cstheme="majorBidi"/>
+        </w:rPr>
+        <w:t>Egypt</w:t>
+      </w:r>
+      <w:proofErr w:type="spellEnd"/>
+      <w:r>
+        <w:rPr>
+          <w:rFonts w:asciiTheme="majorBidi" w:hAnsiTheme="majorBidi" w:cstheme="majorBidi"/>
+        </w:rPr>
+        <w:t xml:space="preserve">, </w:t>
+      </w:r>
+      <w:proofErr w:type="spellStart"/>
+      <w:r>
+        <w:rPr>
+          <w:rFonts w:asciiTheme="majorBidi" w:hAnsiTheme="majorBidi" w:cstheme="majorBidi"/>
+        </w:rPr>
+        <w:t>Tanzania</w:t>
+      </w:r>
+      <w:proofErr w:type="spellEnd"/>
+      <w:r>
+        <w:rPr>
+          <w:rFonts w:asciiTheme="majorBidi" w:hAnsiTheme="majorBidi" w:cstheme="majorBidi"/>
+        </w:rPr>
+        <w:t xml:space="preserve">, South </w:t>
+      </w:r>
+      <w:proofErr w:type="spellStart"/>
+      <w:r>
+        <w:rPr>
+          <w:rFonts w:asciiTheme="majorBidi" w:hAnsiTheme="majorBidi" w:cstheme="majorBidi"/>
+        </w:rPr>
+        <w:t>Africa</w:t>
+      </w:r>
+      <w:proofErr w:type="spellEnd"/>
+      <w:r>
+        <w:rPr>
+          <w:rFonts w:asciiTheme="majorBidi" w:hAnsiTheme="majorBidi" w:cstheme="majorBidi"/>
+        </w:rPr>
+        <w:t xml:space="preserve">, Afghanistan, </w:t>
+      </w:r>
+      <w:proofErr w:type="spellStart"/>
+      <w:r>
+        <w:rPr>
+          <w:rFonts w:asciiTheme="majorBidi" w:hAnsiTheme="majorBidi" w:cstheme="majorBidi"/>
+        </w:rPr>
+        <w:t>Mozamnbique</w:t>
+      </w:r>
+      <w:proofErr w:type="spellEnd"/>
+      <w:r>
+        <w:rPr>
+          <w:rFonts w:asciiTheme="majorBidi" w:hAnsiTheme="majorBidi" w:cstheme="majorBidi"/>
+        </w:rPr>
+        <w:t xml:space="preserve">, </w:t>
+      </w:r>
+      <w:proofErr w:type="spellStart"/>
+      <w:r>
+        <w:rPr>
+          <w:rFonts w:asciiTheme="majorBidi" w:hAnsiTheme="majorBidi" w:cstheme="majorBidi"/>
+        </w:rPr>
+        <w:t>Uzbekistan</w:t>
+      </w:r>
+      <w:proofErr w:type="spellEnd"/>
+      <w:r>
+        <w:rPr>
+          <w:rFonts w:asciiTheme="majorBidi" w:hAnsiTheme="majorBidi" w:cstheme="majorBidi"/>
+        </w:rPr>
+        <w:t>, Madagascar, Zimbabwe</w:t>
+      </w:r>
+      <w:r>
+        <w:rPr>
+          <w:rFonts w:asciiTheme="majorBidi" w:hAnsiTheme="majorBidi" w:cstheme="majorBidi"/>
         </w:rPr>
         <w:t xml:space="preserve"> and</w:t>
       </w:r>
       <w:r>
         <w:rPr>
           <w:rFonts w:asciiTheme="majorBidi" w:hAnsiTheme="majorBidi" w:cstheme="majorBidi"/>
-          <w:lang w:val="en-US"/>
-        </w:rPr>
-        <w:t xml:space="preserve"> Azerbaijan</w:t>
-      </w:r>
-      <w:r>
-        <w:rPr>
-          <w:rFonts w:asciiTheme="majorBidi" w:hAnsiTheme="majorBidi" w:cstheme="majorBidi"/>
-          <w:lang w:val="en-US"/>
+        </w:rPr>
+        <w:t xml:space="preserve"> </w:t>
+      </w:r>
+      <w:proofErr w:type="spellStart"/>
+      <w:r>
+        <w:rPr>
+          <w:rFonts w:asciiTheme="majorBidi" w:hAnsiTheme="majorBidi" w:cstheme="majorBidi"/>
+        </w:rPr>
+        <w:t>Azerbaijan</w:t>
+      </w:r>
+      <w:proofErr w:type="spellEnd"/>
+      <w:r>
+        <w:rPr>
+          <w:rFonts w:asciiTheme="majorBidi" w:hAnsiTheme="majorBidi" w:cstheme="majorBidi"/>
         </w:rPr>
         <w:t>.</w:t>
       </w:r>
@@ -5896,7 +6724,6 @@
         <w:pStyle w:val="Notedebasdepage"/>
         <w:rPr>
           <w:rFonts w:asciiTheme="majorBidi" w:hAnsiTheme="majorBidi" w:cstheme="majorBidi"/>
-          <w:lang w:val="en-US"/>
         </w:rPr>
       </w:pPr>
       <w:r>
@@ -5909,9 +6736,22 @@
       <w:r>
         <w:rPr>
           <w:rFonts w:asciiTheme="majorBidi" w:hAnsiTheme="majorBidi" w:cstheme="majorBidi"/>
-          <w:lang w:val="en-US"/>
-        </w:rPr>
-        <w:t xml:space="preserve"> Climate Action Tracker gives all targets excluding the LULUCF sector.</w:t>
+        </w:rPr>
+        <w:t xml:space="preserve"> </w:t>
+      </w:r>
+      <w:proofErr w:type="spellStart"/>
+      <w:r>
+        <w:rPr>
+          <w:rFonts w:asciiTheme="majorBidi" w:hAnsiTheme="majorBidi" w:cstheme="majorBidi"/>
+        </w:rPr>
+        <w:t>Switzerland</w:t>
+      </w:r>
+      <w:proofErr w:type="spellEnd"/>
+      <w:r>
+        <w:rPr>
+          <w:rFonts w:asciiTheme="majorBidi" w:hAnsiTheme="majorBidi" w:cstheme="majorBidi"/>
+        </w:rPr>
+        <w:t>, Singapore and Japan</w:t>
       </w:r>
     </w:p>
   </w:footnote>
@@ -5921,6 +6761,99 @@
         <w:pStyle w:val="Notedebasdepage"/>
         <w:rPr>
           <w:rFonts w:asciiTheme="majorBidi" w:hAnsiTheme="majorBidi" w:cstheme="majorBidi"/>
+        </w:rPr>
+      </w:pPr>
+      <w:r>
+        <w:rPr>
+          <w:rStyle w:val="Appelnotedebasdep"/>
+          <w:rFonts w:asciiTheme="majorBidi" w:hAnsiTheme="majorBidi" w:cstheme="majorBidi"/>
+        </w:rPr>
+        <w:footnoteRef/>
+      </w:r>
+      <w:r>
+        <w:rPr>
+          <w:rFonts w:asciiTheme="majorBidi" w:hAnsiTheme="majorBidi" w:cstheme="majorBidi"/>
+        </w:rPr>
+        <w:t xml:space="preserve"> </w:t>
+      </w:r>
+      <w:proofErr w:type="spellStart"/>
+      <w:r>
+        <w:rPr>
+          <w:rFonts w:asciiTheme="majorBidi" w:hAnsiTheme="majorBidi" w:cstheme="majorBidi"/>
+        </w:rPr>
+        <w:t>Climate</w:t>
+      </w:r>
+      <w:proofErr w:type="spellEnd"/>
+      <w:r>
+        <w:rPr>
+          <w:rFonts w:asciiTheme="majorBidi" w:hAnsiTheme="majorBidi" w:cstheme="majorBidi"/>
+        </w:rPr>
+        <w:t xml:space="preserve"> Action Tracker </w:t>
+      </w:r>
+      <w:proofErr w:type="spellStart"/>
+      <w:r>
+        <w:rPr>
+          <w:rFonts w:asciiTheme="majorBidi" w:hAnsiTheme="majorBidi" w:cstheme="majorBidi"/>
+        </w:rPr>
+        <w:t>gives</w:t>
+      </w:r>
+      <w:proofErr w:type="spellEnd"/>
+      <w:r>
+        <w:rPr>
+          <w:rFonts w:asciiTheme="majorBidi" w:hAnsiTheme="majorBidi" w:cstheme="majorBidi"/>
+        </w:rPr>
+        <w:t xml:space="preserve"> all </w:t>
+      </w:r>
+      <w:proofErr w:type="spellStart"/>
+      <w:r>
+        <w:rPr>
+          <w:rFonts w:asciiTheme="majorBidi" w:hAnsiTheme="majorBidi" w:cstheme="majorBidi"/>
+        </w:rPr>
+        <w:t>targets</w:t>
+      </w:r>
+      <w:proofErr w:type="spellEnd"/>
+      <w:r>
+        <w:rPr>
+          <w:rFonts w:asciiTheme="majorBidi" w:hAnsiTheme="majorBidi" w:cstheme="majorBidi"/>
+        </w:rPr>
+        <w:t xml:space="preserve"> </w:t>
+      </w:r>
+      <w:proofErr w:type="spellStart"/>
+      <w:r>
+        <w:rPr>
+          <w:rFonts w:asciiTheme="majorBidi" w:hAnsiTheme="majorBidi" w:cstheme="majorBidi"/>
+        </w:rPr>
+        <w:t>excluding</w:t>
+      </w:r>
+      <w:proofErr w:type="spellEnd"/>
+      <w:r>
+        <w:rPr>
+          <w:rFonts w:asciiTheme="majorBidi" w:hAnsiTheme="majorBidi" w:cstheme="majorBidi"/>
+        </w:rPr>
+        <w:t xml:space="preserve"> the LULUCF </w:t>
+      </w:r>
+      <w:proofErr w:type="spellStart"/>
+      <w:r>
+        <w:rPr>
+          <w:rFonts w:asciiTheme="majorBidi" w:hAnsiTheme="majorBidi" w:cstheme="majorBidi"/>
+        </w:rPr>
+        <w:t>sector</w:t>
+      </w:r>
+      <w:proofErr w:type="spellEnd"/>
+      <w:r>
+        <w:rPr>
+          <w:rFonts w:asciiTheme="majorBidi" w:hAnsiTheme="majorBidi" w:cstheme="majorBidi"/>
+        </w:rPr>
+        <w:t>.</w:t>
+      </w:r>
+    </w:p>
+  </w:footnote>
+  <w:footnote w:id="4">
+    <w:p>
+      <w:pPr>
+        <w:pStyle w:val="Notedebasdepage"/>
+        <w:rPr>
+          <w:rFonts w:asciiTheme="majorBidi" w:hAnsiTheme="majorBidi" w:cstheme="majorBidi"/>
           <w:lang w:val="sv-SE"/>
         </w:rPr>
       </w:pPr>
@@ -5936,8 +6869,113 @@
           <w:rFonts w:asciiTheme="majorBidi" w:hAnsiTheme="majorBidi" w:cstheme="majorBidi"/>
           <w:lang w:val="sv-SE"/>
         </w:rPr>
-        <w:t xml:space="preserve"> All assumptions made are detailed in specified columns in the dataset</w:t>
-      </w:r>
+        <w:t xml:space="preserve"> All </w:t>
+      </w:r>
+      <w:proofErr w:type="spellStart"/>
+      <w:r>
+        <w:rPr>
+          <w:rFonts w:asciiTheme="majorBidi" w:hAnsiTheme="majorBidi" w:cstheme="majorBidi"/>
+          <w:lang w:val="sv-SE"/>
+        </w:rPr>
+        <w:t>assumptions</w:t>
+      </w:r>
+      <w:proofErr w:type="spellEnd"/>
+      <w:r>
+        <w:rPr>
+          <w:rFonts w:asciiTheme="majorBidi" w:hAnsiTheme="majorBidi" w:cstheme="majorBidi"/>
+          <w:lang w:val="sv-SE"/>
+        </w:rPr>
+        <w:t xml:space="preserve"> </w:t>
+      </w:r>
+      <w:proofErr w:type="spellStart"/>
+      <w:r>
+        <w:rPr>
+          <w:rFonts w:asciiTheme="majorBidi" w:hAnsiTheme="majorBidi" w:cstheme="majorBidi"/>
+          <w:lang w:val="sv-SE"/>
+        </w:rPr>
+        <w:t>made</w:t>
+      </w:r>
+      <w:proofErr w:type="spellEnd"/>
+      <w:r>
+        <w:rPr>
+          <w:rFonts w:asciiTheme="majorBidi" w:hAnsiTheme="majorBidi" w:cstheme="majorBidi"/>
+          <w:lang w:val="sv-SE"/>
+        </w:rPr>
+        <w:t xml:space="preserve"> </w:t>
+      </w:r>
+      <w:proofErr w:type="spellStart"/>
+      <w:r>
+        <w:rPr>
+          <w:rFonts w:asciiTheme="majorBidi" w:hAnsiTheme="majorBidi" w:cstheme="majorBidi"/>
+          <w:lang w:val="sv-SE"/>
+        </w:rPr>
+        <w:t>are</w:t>
+      </w:r>
+      <w:proofErr w:type="spellEnd"/>
+      <w:r>
+        <w:rPr>
+          <w:rFonts w:asciiTheme="majorBidi" w:hAnsiTheme="majorBidi" w:cstheme="majorBidi"/>
+          <w:lang w:val="sv-SE"/>
+        </w:rPr>
+        <w:t xml:space="preserve"> </w:t>
+      </w:r>
+      <w:proofErr w:type="spellStart"/>
+      <w:r>
+        <w:rPr>
+          <w:rFonts w:asciiTheme="majorBidi" w:hAnsiTheme="majorBidi" w:cstheme="majorBidi"/>
+          <w:lang w:val="sv-SE"/>
+        </w:rPr>
+        <w:t>detailed</w:t>
+      </w:r>
+      <w:proofErr w:type="spellEnd"/>
+      <w:r>
+        <w:rPr>
+          <w:rFonts w:asciiTheme="majorBidi" w:hAnsiTheme="majorBidi" w:cstheme="majorBidi"/>
+          <w:lang w:val="sv-SE"/>
+        </w:rPr>
+        <w:t xml:space="preserve"> in </w:t>
+      </w:r>
+      <w:proofErr w:type="spellStart"/>
+      <w:r>
+        <w:rPr>
+          <w:rFonts w:asciiTheme="majorBidi" w:hAnsiTheme="majorBidi" w:cstheme="majorBidi"/>
+          <w:lang w:val="sv-SE"/>
+        </w:rPr>
+        <w:t>specified</w:t>
+      </w:r>
+      <w:proofErr w:type="spellEnd"/>
+      <w:r>
+        <w:rPr>
+          <w:rFonts w:asciiTheme="majorBidi" w:hAnsiTheme="majorBidi" w:cstheme="majorBidi"/>
+          <w:lang w:val="sv-SE"/>
+        </w:rPr>
+        <w:t xml:space="preserve"> </w:t>
+      </w:r>
+      <w:proofErr w:type="spellStart"/>
+      <w:r>
+        <w:rPr>
+          <w:rFonts w:asciiTheme="majorBidi" w:hAnsiTheme="majorBidi" w:cstheme="majorBidi"/>
+          <w:lang w:val="sv-SE"/>
+        </w:rPr>
+        <w:t>columns</w:t>
+      </w:r>
+      <w:proofErr w:type="spellEnd"/>
+      <w:r>
+        <w:rPr>
+          <w:rFonts w:asciiTheme="majorBidi" w:hAnsiTheme="majorBidi" w:cstheme="majorBidi"/>
+          <w:lang w:val="sv-SE"/>
+        </w:rPr>
+        <w:t xml:space="preserve"> in the </w:t>
+      </w:r>
+      <w:proofErr w:type="spellStart"/>
+      <w:r>
+        <w:rPr>
+          <w:rFonts w:asciiTheme="majorBidi" w:hAnsiTheme="majorBidi" w:cstheme="majorBidi"/>
+          <w:lang w:val="sv-SE"/>
+        </w:rPr>
+        <w:t>dataset</w:t>
+      </w:r>
+      <w:proofErr w:type="spellEnd"/>
       <w:r>
         <w:rPr>
           <w:rFonts w:asciiTheme="majorBidi" w:hAnsiTheme="majorBidi" w:cstheme="majorBidi"/>
@@ -5951,7 +6989,7 @@
 </file>
 
 <file path=word/numbering.xml><?xml version="1.0" encoding="utf-8"?>
-<w:numbering xmlns:wpc="http://schemas.microsoft.com/office/word/2010/wordprocessingCanvas" xmlns:cx="http://schemas.microsoft.com/office/drawing/2014/chartex" xmlns:cx1="http://schemas.microsoft.com/office/drawing/2015/9/8/chartex" xmlns:mc="http://schemas.openxmlformats.org/markup-compatibility/2006" xmlns:o="urn:schemas-microsoft-com:office:office" xmlns:r="http://schemas.openxmlformats.org/officeDocument/2006/relationships" xmlns:m="http://schemas.openxmlformats.org/officeDocument/2006/math" xmlns:v="urn:schemas-microsoft-com:vml" xmlns:wp14="http://schemas.microsoft.com/office/word/2010/wordprocessingDrawing" xmlns:wp="http://schemas.openxmlformats.org/drawingml/2006/wordprocessingDrawing" xmlns:w10="urn:schemas-microsoft-com:office:word" xmlns:w="http://schemas.openxmlformats.org/wordprocessingml/2006/main" xmlns:w14="http://schemas.microsoft.com/office/word/2010/wordml" xmlns:w15="http://schemas.microsoft.com/office/word/2012/wordml" xmlns:w16se="http://schemas.microsoft.com/office/word/2015/wordml/symex" xmlns:wpg="http://schemas.microsoft.com/office/word/2010/wordprocessingGroup" xmlns:wpi="http://schemas.microsoft.com/office/word/2010/wordprocessingInk" xmlns:wne="http://schemas.microsoft.com/office/word/2006/wordml" xmlns:wps="http://schemas.microsoft.com/office/word/2010/wordprocessingShape" mc:Ignorable="w14 w15 w16se wp14">
+<w:numbering xmlns:wpc="http://schemas.microsoft.com/office/word/2010/wordprocessingCanvas" xmlns:cx="http://schemas.microsoft.com/office/drawing/2014/chartex" xmlns:cx1="http://schemas.microsoft.com/office/drawing/2015/9/8/chartex" xmlns:cx2="http://schemas.microsoft.com/office/drawing/2015/10/21/chartex" xmlns:cx3="http://schemas.microsoft.com/office/drawing/2016/5/9/chartex" xmlns:cx4="http://schemas.microsoft.com/office/drawing/2016/5/10/chartex" xmlns:cx5="http://schemas.microsoft.com/office/drawing/2016/5/11/chartex" xmlns:cx6="http://schemas.microsoft.com/office/drawing/2016/5/12/chartex" xmlns:cx7="http://schemas.microsoft.com/office/drawing/2016/5/13/chartex" xmlns:cx8="http://schemas.microsoft.com/office/drawing/2016/5/14/chartex" xmlns:mc="http://schemas.openxmlformats.org/markup-compatibility/2006" xmlns:aink="http://schemas.microsoft.com/office/drawing/2016/ink" xmlns:am3d="http://schemas.microsoft.com/office/drawing/2017/model3d" xmlns:o="urn:schemas-microsoft-com:office:office" xmlns:oel="http://schemas.microsoft.com/office/2019/extlst" xmlns:r="http://schemas.openxmlformats.org/officeDocument/2006/relationships" xmlns:m="http://schemas.openxmlformats.org/officeDocument/2006/math" xmlns:v="urn:schemas-microsoft-com:vml" xmlns:wp14="http://schemas.microsoft.com/office/word/2010/wordprocessingDrawing" xmlns:wp="http://schemas.openxmlformats.org/drawingml/2006/wordprocessingDrawing" xmlns:w10="urn:schemas-microsoft-com:office:word" xmlns:w="http://schemas.openxmlformats.org/wordprocessingml/2006/main" xmlns:w14="http://schemas.microsoft.com/office/word/2010/wordml" xmlns:w15="http://schemas.microsoft.com/office/word/2012/wordml" xmlns:w16cex="http://schemas.microsoft.com/office/word/2018/wordml/cex" xmlns:w16cid="http://schemas.microsoft.com/office/word/2016/wordml/cid" xmlns:w16="http://schemas.microsoft.com/office/word/2018/wordml" xmlns:w16du="http://schemas.microsoft.com/office/word/2023/wordml/word16du" xmlns:w16sdtdh="http://schemas.microsoft.com/office/word/2020/wordml/sdtdatahash" xmlns:w16sdtfl="http://schemas.microsoft.com/office/word/2024/wordml/sdtformatlock" xmlns:w16se="http://schemas.microsoft.com/office/word/2015/wordml/symex" xmlns:wpg="http://schemas.microsoft.com/office/word/2010/wordprocessingGroup" xmlns:wpi="http://schemas.microsoft.com/office/word/2010/wordprocessingInk" xmlns:wne="http://schemas.microsoft.com/office/word/2006/wordml" xmlns:wps="http://schemas.microsoft.com/office/word/2010/wordprocessingShape" mc:Ignorable="w14 w15 w16se w16cid w16 w16cex w16sdtdh w16sdtfl w16du wp14">
   <w:abstractNum w:abstractNumId="0" w15:restartNumberingAfterBreak="0">
     <w:nsid w:val="362F6689"/>
     <w:multiLevelType w:val="hybridMultilevel"/>
@@ -6690,35 +7728,46 @@
       </w:pPr>
     </w:lvl>
   </w:abstractNum>
-  <w:num w:numId="1">
+  <w:num w:numId="1" w16cid:durableId="1220173433">
     <w:abstractNumId w:val="7"/>
   </w:num>
-  <w:num w:numId="2">
+  <w:num w:numId="2" w16cid:durableId="1462533528">
     <w:abstractNumId w:val="2"/>
   </w:num>
-  <w:num w:numId="3">
+  <w:num w:numId="3" w16cid:durableId="1899365122">
     <w:abstractNumId w:val="1"/>
   </w:num>
-  <w:num w:numId="4">
+  <w:num w:numId="4" w16cid:durableId="1112475877">
     <w:abstractNumId w:val="4"/>
   </w:num>
-  <w:num w:numId="5">
+  <w:num w:numId="5" w16cid:durableId="154883877">
     <w:abstractNumId w:val="3"/>
   </w:num>
-  <w:num w:numId="6">
+  <w:num w:numId="6" w16cid:durableId="821433865">
     <w:abstractNumId w:val="0"/>
   </w:num>
-  <w:num w:numId="7">
+  <w:num w:numId="7" w16cid:durableId="192767876">
     <w:abstractNumId w:val="6"/>
   </w:num>
-  <w:num w:numId="8">
+  <w:num w:numId="8" w16cid:durableId="1470781056">
     <w:abstractNumId w:val="5"/>
   </w:num>
 </w:numbering>
 </file>
 
+<file path=word/people.xml><?xml version="1.0" encoding="utf-8"?>
+<w15:people xmlns:wpc="http://schemas.microsoft.com/office/word/2010/wordprocessingCanvas" xmlns:cx="http://schemas.microsoft.com/office/drawing/2014/chartex" xmlns:cx1="http://schemas.microsoft.com/office/drawing/2015/9/8/chartex" xmlns:cx2="http://schemas.microsoft.com/office/drawing/2015/10/21/chartex" xmlns:cx3="http://schemas.microsoft.com/office/drawing/2016/5/9/chartex" xmlns:cx4="http://schemas.microsoft.com/office/drawing/2016/5/10/chartex" xmlns:cx5="http://schemas.microsoft.com/office/drawing/2016/5/11/chartex" xmlns:cx6="http://schemas.microsoft.com/office/drawing/2016/5/12/chartex" xmlns:cx7="http://schemas.microsoft.com/office/drawing/2016/5/13/chartex" xmlns:cx8="http://schemas.microsoft.com/office/drawing/2016/5/14/chartex" xmlns:mc="http://schemas.openxmlformats.org/markup-compatibility/2006" xmlns:aink="http://schemas.microsoft.com/office/drawing/2016/ink" xmlns:am3d="http://schemas.microsoft.com/office/drawing/2017/model3d" xmlns:o="urn:schemas-microsoft-com:office:office" xmlns:oel="http://schemas.microsoft.com/office/2019/extlst" xmlns:r="http://schemas.openxmlformats.org/officeDocument/2006/relationships" xmlns:m="http://schemas.openxmlformats.org/officeDocument/2006/math" xmlns:v="urn:schemas-microsoft-com:vml" xmlns:wp14="http://schemas.microsoft.com/office/word/2010/wordprocessingDrawing" xmlns:wp="http://schemas.openxmlformats.org/drawingml/2006/wordprocessingDrawing" xmlns:w10="urn:schemas-microsoft-com:office:word" xmlns:w="http://schemas.openxmlformats.org/wordprocessingml/2006/main" xmlns:w14="http://schemas.microsoft.com/office/word/2010/wordml" xmlns:w15="http://schemas.microsoft.com/office/word/2012/wordml" xmlns:w16cex="http://schemas.microsoft.com/office/word/2018/wordml/cex" xmlns:w16cid="http://schemas.microsoft.com/office/word/2016/wordml/cid" xmlns:w16="http://schemas.microsoft.com/office/word/2018/wordml" xmlns:w16du="http://schemas.microsoft.com/office/word/2023/wordml/word16du" xmlns:w16sdtdh="http://schemas.microsoft.com/office/word/2020/wordml/sdtdatahash" xmlns:w16sdtfl="http://schemas.microsoft.com/office/word/2024/wordml/sdtformatlock" xmlns:w16se="http://schemas.microsoft.com/office/word/2015/wordml/symex" xmlns:wpg="http://schemas.microsoft.com/office/word/2010/wordprocessingGroup" xmlns:wpi="http://schemas.microsoft.com/office/word/2010/wordprocessingInk" xmlns:wne="http://schemas.microsoft.com/office/word/2006/wordml" xmlns:wps="http://schemas.microsoft.com/office/word/2010/wordprocessingShape" mc:Ignorable="w14 w15 w16se w16cid w16 w16cex w16sdtdh w16sdtfl w16du wp14">
+  <w15:person w15:author="fabre">
+    <w15:presenceInfo w15:providerId="Windows Live" w15:userId="e009ba7e9a2f6768"/>
+  </w15:person>
+  <w15:person w15:author="Agathe Chardon">
+    <w15:presenceInfo w15:providerId="AD" w15:userId="S::agathe.chardon@dauphine.eu::71c66aab-83be-4eb7-9b37-50a3a953a589"/>
+  </w15:person>
+</w15:people>
+</file>
+
 <file path=word/styles.xml><?xml version="1.0" encoding="utf-8"?>
-<w:styles xmlns:mc="http://schemas.openxmlformats.org/markup-compatibility/2006" xmlns:r="http://schemas.openxmlformats.org/officeDocument/2006/relationships" xmlns:w="http://schemas.openxmlformats.org/wordprocessingml/2006/main" xmlns:w14="http://schemas.microsoft.com/office/word/2010/wordml" xmlns:w15="http://schemas.microsoft.com/office/word/2012/wordml" xmlns:w16se="http://schemas.microsoft.com/office/word/2015/wordml/symex" mc:Ignorable="w14 w15 w16se">
+<w:styles xmlns:mc="http://schemas.openxmlformats.org/markup-compatibility/2006" xmlns:r="http://schemas.openxmlformats.org/officeDocument/2006/relationships" xmlns:w="http://schemas.openxmlformats.org/wordprocessingml/2006/main" xmlns:w14="http://schemas.microsoft.com/office/word/2010/wordml" xmlns:w15="http://schemas.microsoft.com/office/word/2012/wordml" xmlns:w16cex="http://schemas.microsoft.com/office/word/2018/wordml/cex" xmlns:w16cid="http://schemas.microsoft.com/office/word/2016/wordml/cid" xmlns:w16="http://schemas.microsoft.com/office/word/2018/wordml" xmlns:w16du="http://schemas.microsoft.com/office/word/2023/wordml/word16du" xmlns:w16sdtdh="http://schemas.microsoft.com/office/word/2020/wordml/sdtdatahash" xmlns:w16sdtfl="http://schemas.microsoft.com/office/word/2024/wordml/sdtformatlock" xmlns:w16se="http://schemas.microsoft.com/office/word/2015/wordml/symex" mc:Ignorable="w14 w15 w16se w16cid w16 w16cex w16sdtdh w16sdtfl w16du">
   <w:docDefaults>
     <w:rPrDefault>
       <w:rPr>
@@ -6736,7 +7785,7 @@
       </w:pPr>
     </w:pPrDefault>
   </w:docDefaults>
-  <w:latentStyles w:defLockedState="0" w:defUIPriority="99" w:defSemiHidden="0" w:defUnhideWhenUsed="0" w:defQFormat="0" w:count="371">
+  <w:latentStyles w:defLockedState="0" w:defUIPriority="99" w:defSemiHidden="0" w:defUnhideWhenUsed="0" w:defQFormat="0" w:count="376">
     <w:lsdException w:name="Normal" w:uiPriority="0" w:qFormat="1"/>
     <w:lsdException w:name="heading 1" w:uiPriority="9" w:qFormat="1"/>
     <w:lsdException w:name="heading 2" w:semiHidden="1" w:uiPriority="9" w:unhideWhenUsed="1" w:qFormat="1"/>
@@ -7108,6 +8157,11 @@
     <w:lsdException w:name="List Table 5 Dark Accent 6" w:uiPriority="50"/>
     <w:lsdException w:name="List Table 6 Colorful Accent 6" w:uiPriority="51"/>
     <w:lsdException w:name="List Table 7 Colorful Accent 6" w:uiPriority="52"/>
+    <w:lsdException w:name="Mention" w:semiHidden="1" w:unhideWhenUsed="1"/>
+    <w:lsdException w:name="Smart Hyperlink" w:semiHidden="1" w:unhideWhenUsed="1"/>
+    <w:lsdException w:name="Hashtag" w:semiHidden="1" w:unhideWhenUsed="1"/>
+    <w:lsdException w:name="Unresolved Mention" w:semiHidden="1" w:unhideWhenUsed="1"/>
+    <w:lsdException w:name="Smart Link" w:semiHidden="1" w:unhideWhenUsed="1"/>
   </w:latentStyles>
   <w:style w:type="paragraph" w:default="1" w:styleId="Normal">
     <w:name w:val="Normal"/>
@@ -7567,7 +8621,7 @@
       <w:contextualSpacing/>
     </w:pPr>
   </w:style>
-  <w:style w:type="character" w:styleId="Emphaseintense">
+  <w:style w:type="character" w:styleId="Accentuationintense">
     <w:name w:val="Intense Emphasis"/>
     <w:basedOn w:val="Policepardfaut"/>
     <w:uiPriority w:val="21"/>
@@ -7803,7 +8857,7 @@
       <w:u w:val="single"/>
     </w:rPr>
   </w:style>
-  <w:style w:type="character" w:customStyle="1" w:styleId="UnresolvedMention">
+  <w:style w:type="character" w:styleId="Mentionnonrsolue">
     <w:name w:val="Unresolved Mention"/>
     <w:basedOn w:val="Policepardfaut"/>
     <w:uiPriority w:val="99"/>
@@ -8229,7 +9283,7 @@
 </file>
 
 <file path=customXml/itemProps1.xml><?xml version="1.0" encoding="utf-8"?>
-<ds:datastoreItem xmlns:ds="http://schemas.openxmlformats.org/officeDocument/2006/customXml" ds:itemID="{41EB0102-DE9C-4E60-82E5-FBA4C2DDBD49}">
+<ds:datastoreItem xmlns:ds="http://schemas.openxmlformats.org/officeDocument/2006/customXml" ds:itemID="{D3403616-4F45-43DE-A340-6ECA60B949CB}">
   <ds:schemaRefs>
     <ds:schemaRef ds:uri="http://schemas.openxmlformats.org/officeDocument/2006/bibliography"/>
   </ds:schemaRefs>
